--- a/TS Jatai Ghanam Project/TS 2.5/TS 2.5 Jatai Tamil Corrections.docx
+++ b/TS Jatai Ghanam Project/TS 2.5/TS 2.5 Jatai Tamil Corrections.docx
@@ -1,7 +1,941 @@
 
 <file path=word/document.xml><?xml version="1.0" encoding="utf-8"?>
-<w:document xmlns:wpc="http://schemas.microsoft.com/office/word/2010/wordprocessingCanvas" xmlns:cx="http://schemas.microsoft.com/office/drawing/2014/chartex" xmlns:cx1="http://schemas.microsoft.com/office/drawing/2015/9/8/chartex" xmlns:cx2="http://schemas.microsoft.com/office/drawing/2015/10/21/chartex" xmlns:cx3="http://schemas.microsoft.com/office/drawing/2016/5/9/chartex" xmlns:cx4="http://schemas.microsoft.com/office/drawing/2016/5/10/chartex" xmlns:cx5="http://schemas.microsoft.com/office/drawing/2016/5/11/chartex" xmlns:cx6="http://schemas.microsoft.com/office/drawing/2016/5/12/chartex" xmlns:cx7="http://schemas.microsoft.com/office/drawing/2016/5/13/chartex" xmlns:cx8="http://schemas.microsoft.com/office/drawing/2016/5/14/chartex" xmlns:mc="http://schemas.openxmlformats.org/markup-compatibility/2006" xmlns:aink="http://schemas.microsoft.com/office/drawing/2016/ink" xmlns:am3d="http://schemas.microsoft.com/office/drawing/2017/model3d" xmlns:o="urn:schemas-microsoft-com:office:office" xmlns:oel="http://schemas.microsoft.com/office/2019/extlst" xmlns:r="http://schemas.openxmlformats.org/officeDocument/2006/relationships" xmlns:m="http://schemas.openxmlformats.org/officeDocument/2006/math" xmlns:v="urn:schemas-microsoft-com:vml" xmlns:wp14="http://schemas.microsoft.com/office/word/2010/wordprocessingDrawing" xmlns:wp="http://schemas.openxmlformats.org/drawingml/2006/wordprocessingDrawing" xmlns:w10="urn:schemas-microsoft-com:office:word" xmlns:w="http://schemas.openxmlformats.org/wordprocessingml/2006/main" xmlns:w14="http://schemas.microsoft.com/office/word/2010/wordml" xmlns:w15="http://schemas.microsoft.com/office/word/2012/wordml" xmlns:w16cex="http://schemas.microsoft.com/office/word/2018/wordml/cex" xmlns:w16cid="http://schemas.microsoft.com/office/word/2016/wordml/cid" xmlns:w16="http://schemas.microsoft.com/office/word/2018/wordml" xmlns:w16sdtdh="http://schemas.microsoft.com/office/word/2020/wordml/sdtdatahash" xmlns:w16se="http://schemas.microsoft.com/office/word/2015/wordml/symex" xmlns:wpg="http://schemas.microsoft.com/office/word/2010/wordprocessingGroup" xmlns:wpi="http://schemas.microsoft.com/office/word/2010/wordprocessingInk" xmlns:wne="http://schemas.microsoft.com/office/word/2006/wordml" xmlns:wps="http://schemas.microsoft.com/office/word/2010/wordprocessingShape" mc:Ignorable="w14 w15 w16se w16cid w16 w16cex w16sdtdh wp14">
+<w:document xmlns:wpc="http://schemas.microsoft.com/office/word/2010/wordprocessingCanvas" xmlns:cx="http://schemas.microsoft.com/office/drawing/2014/chartex" xmlns:cx1="http://schemas.microsoft.com/office/drawing/2015/9/8/chartex" xmlns:cx2="http://schemas.microsoft.com/office/drawing/2015/10/21/chartex" xmlns:cx3="http://schemas.microsoft.com/office/drawing/2016/5/9/chartex" xmlns:cx4="http://schemas.microsoft.com/office/drawing/2016/5/10/chartex" xmlns:cx5="http://schemas.microsoft.com/office/drawing/2016/5/11/chartex" xmlns:cx6="http://schemas.microsoft.com/office/drawing/2016/5/12/chartex" xmlns:cx7="http://schemas.microsoft.com/office/drawing/2016/5/13/chartex" xmlns:cx8="http://schemas.microsoft.com/office/drawing/2016/5/14/chartex" xmlns:mc="http://schemas.openxmlformats.org/markup-compatibility/2006" xmlns:aink="http://schemas.microsoft.com/office/drawing/2016/ink" xmlns:am3d="http://schemas.microsoft.com/office/drawing/2017/model3d" xmlns:o="urn:schemas-microsoft-com:office:office" xmlns:oel="http://schemas.microsoft.com/office/2019/extlst" xmlns:r="http://schemas.openxmlformats.org/officeDocument/2006/relationships" xmlns:m="http://schemas.openxmlformats.org/officeDocument/2006/math" xmlns:v="urn:schemas-microsoft-com:vml" xmlns:wp14="http://schemas.microsoft.com/office/word/2010/wordprocessingDrawing" xmlns:wp="http://schemas.openxmlformats.org/drawingml/2006/wordprocessingDrawing" xmlns:w10="urn:schemas-microsoft-com:office:word" xmlns:w="http://schemas.openxmlformats.org/wordprocessingml/2006/main" xmlns:w14="http://schemas.microsoft.com/office/word/2010/wordml" xmlns:w15="http://schemas.microsoft.com/office/word/2012/wordml" xmlns:w16cex="http://schemas.microsoft.com/office/word/2018/wordml/cex" xmlns:w16cid="http://schemas.microsoft.com/office/word/2016/wordml/cid" xmlns:w16="http://schemas.microsoft.com/office/word/2018/wordml" xmlns:w16du="http://schemas.microsoft.com/office/word/2023/wordml/word16du" xmlns:w16sdtdh="http://schemas.microsoft.com/office/word/2020/wordml/sdtdatahash" xmlns:w16sdtfl="http://schemas.microsoft.com/office/word/2024/wordml/sdtformatlock" xmlns:w16se="http://schemas.microsoft.com/office/word/2015/wordml/symex" xmlns:wpg="http://schemas.microsoft.com/office/word/2010/wordprocessingGroup" xmlns:wpi="http://schemas.microsoft.com/office/word/2010/wordprocessingInk" xmlns:wne="http://schemas.microsoft.com/office/word/2006/wordml" xmlns:wps="http://schemas.microsoft.com/office/word/2010/wordprocessingShape" mc:Ignorable="w14 w15 w16se w16cid w16 w16cex w16sdtdh w16sdtfl w16du wp14">
   <w:body>
+    <w:p>
+      <w:pPr>
+        <w:spacing w:before="0" w:line="240" w:lineRule="auto"/>
+        <w:jc w:val="center"/>
+        <w:rPr>
+          <w:b/>
+          <w:bCs/>
+          <w:sz w:val="32"/>
+          <w:szCs w:val="32"/>
+          <w:u w:val="single"/>
+        </w:rPr>
+      </w:pPr>
+      <w:r>
+        <w:rPr>
+          <w:b/>
+          <w:bCs/>
+          <w:sz w:val="32"/>
+          <w:szCs w:val="32"/>
+          <w:u w:val="single"/>
+        </w:rPr>
+        <w:t>TS Jatai – TS 2.</w:t>
+      </w:r>
+      <w:r>
+        <w:rPr>
+          <w:b/>
+          <w:bCs/>
+          <w:sz w:val="32"/>
+          <w:szCs w:val="32"/>
+          <w:u w:val="single"/>
+        </w:rPr>
+        <w:t>5</w:t>
+      </w:r>
+      <w:r>
+        <w:rPr>
+          <w:b/>
+          <w:bCs/>
+          <w:sz w:val="32"/>
+          <w:szCs w:val="32"/>
+          <w:u w:val="single"/>
+        </w:rPr>
+        <w:t xml:space="preserve"> </w:t>
+      </w:r>
+      <w:r>
+        <w:rPr>
+          <w:b/>
+          <w:bCs/>
+          <w:sz w:val="32"/>
+          <w:szCs w:val="32"/>
+          <w:u w:val="single"/>
+        </w:rPr>
+        <w:t>Tamil</w:t>
+      </w:r>
+      <w:r>
+        <w:rPr>
+          <w:b/>
+          <w:bCs/>
+          <w:sz w:val="32"/>
+          <w:szCs w:val="32"/>
+          <w:u w:val="single"/>
+        </w:rPr>
+        <w:t xml:space="preserve"> Corrections – Observed till </w:t>
+      </w:r>
+      <w:r>
+        <w:rPr>
+          <w:b/>
+          <w:bCs/>
+          <w:sz w:val="32"/>
+          <w:szCs w:val="32"/>
+          <w:highlight w:val="red"/>
+          <w:u w:val="single"/>
+        </w:rPr>
+        <w:t>??????</w:t>
+      </w:r>
+    </w:p>
+    <w:p>
+      <w:pPr>
+        <w:spacing w:before="0" w:line="240" w:lineRule="auto"/>
+        <w:jc w:val="center"/>
+        <w:rPr>
+          <w:b/>
+          <w:bCs/>
+          <w:sz w:val="28"/>
+          <w:szCs w:val="32"/>
+        </w:rPr>
+      </w:pPr>
+      <w:r>
+        <w:rPr>
+          <w:b/>
+          <w:bCs/>
+          <w:sz w:val="28"/>
+          <w:szCs w:val="32"/>
+        </w:rPr>
+        <w:t>(ignore those which are already incorporated in your book’s version and date)</w:t>
+      </w:r>
+    </w:p>
+    <w:tbl>
+      <w:tblPr>
+        <w:tblW w:w="14885" w:type="dxa"/>
+        <w:tblInd w:w="-856" w:type="dxa"/>
+        <w:tblBorders>
+          <w:top w:val="single" w:sz="4" w:space="0" w:color="000000"/>
+          <w:left w:val="single" w:sz="4" w:space="0" w:color="000000"/>
+          <w:bottom w:val="single" w:sz="4" w:space="0" w:color="000000"/>
+          <w:right w:val="single" w:sz="4" w:space="0" w:color="000000"/>
+          <w:insideH w:val="single" w:sz="4" w:space="0" w:color="000000"/>
+          <w:insideV w:val="single" w:sz="4" w:space="0" w:color="000000"/>
+        </w:tblBorders>
+        <w:tblLook w:val="04A0" w:firstRow="1" w:lastRow="0" w:firstColumn="1" w:lastColumn="0" w:noHBand="0" w:noVBand="1"/>
+      </w:tblPr>
+      <w:tblGrid>
+        <w:gridCol w:w="7514"/>
+        <w:gridCol w:w="7371"/>
+      </w:tblGrid>
+      <w:tr>
+        <w:tc>
+          <w:tcPr>
+            <w:tcW w:w="7514" w:type="dxa"/>
+          </w:tcPr>
+          <w:p>
+            <w:pPr>
+              <w:spacing w:before="0" w:line="240" w:lineRule="auto"/>
+              <w:jc w:val="center"/>
+              <w:rPr>
+                <w:b/>
+                <w:sz w:val="32"/>
+                <w:szCs w:val="32"/>
+              </w:rPr>
+            </w:pPr>
+            <w:r>
+              <w:rPr>
+                <w:b/>
+                <w:sz w:val="32"/>
+                <w:szCs w:val="32"/>
+              </w:rPr>
+              <w:t>As Printed</w:t>
+            </w:r>
+          </w:p>
+        </w:tc>
+        <w:tc>
+          <w:tcPr>
+            <w:tcW w:w="7371" w:type="dxa"/>
+          </w:tcPr>
+          <w:p>
+            <w:pPr>
+              <w:spacing w:before="0" w:line="240" w:lineRule="auto"/>
+              <w:ind w:right="-18"/>
+              <w:jc w:val="center"/>
+              <w:rPr>
+                <w:b/>
+                <w:sz w:val="32"/>
+                <w:szCs w:val="32"/>
+              </w:rPr>
+            </w:pPr>
+            <w:r>
+              <w:rPr>
+                <w:b/>
+                <w:sz w:val="32"/>
+                <w:szCs w:val="32"/>
+              </w:rPr>
+              <w:t>To be read as or corrected as</w:t>
+            </w:r>
+            <w:r>
+              <w:rPr>
+                <w:b/>
+                <w:sz w:val="32"/>
+                <w:szCs w:val="32"/>
+              </w:rPr>
+              <w:t xml:space="preserve"> </w:t>
+            </w:r>
+          </w:p>
+        </w:tc>
+      </w:tr>
+      <w:tr>
+        <w:trPr>
+          <w:trHeight w:val="913"/>
+        </w:trPr>
+        <w:tc>
+          <w:tcPr>
+            <w:tcW w:w="7514" w:type="dxa"/>
+          </w:tcPr>
+          <w:p>
+            <w:pPr>
+              <w:autoSpaceDE w:val="0"/>
+              <w:autoSpaceDN w:val="0"/>
+              <w:adjustRightInd w:val="0"/>
+              <w:spacing w:before="0" w:line="240" w:lineRule="auto"/>
+              <w:rPr>
+                <w:rFonts w:ascii="Latha" w:hAnsi="Latha" w:cs="Latha"/>
+                <w:szCs w:val="24"/>
+                <w:lang w:bidi="ta-IN"/>
+              </w:rPr>
+            </w:pPr>
+            <w:r>
+              <w:rPr>
+                <w:rFonts w:ascii="Latha" w:hAnsi="Latha" w:cs="Latha"/>
+                <w:b/>
+                <w:bCs/>
+                <w:szCs w:val="24"/>
+                <w:cs/>
+                <w:lang w:bidi="ta-IN"/>
+              </w:rPr>
+              <w:t>32</w:t>
+            </w:r>
+            <w:r>
+              <w:rPr>
+                <w:rFonts w:ascii="Latha" w:hAnsi="Latha" w:cs="Latha"/>
+                <w:b/>
+                <w:bCs/>
+                <w:szCs w:val="24"/>
+                <w:cs/>
+                <w:lang w:bidi="ta-IN"/>
+              </w:rPr>
+              <w:t>)</w:t>
+            </w:r>
+            <w:r>
+              <w:rPr>
+                <w:rFonts w:ascii="Latha" w:hAnsi="Latha" w:cs="Latha"/>
+                <w:szCs w:val="24"/>
+                <w:lang w:bidi="ta-IN"/>
+              </w:rPr>
+              <w:tab/>
+            </w:r>
+            <w:r>
+              <w:rPr>
+                <w:rFonts w:ascii="Latha" w:hAnsi="Latha" w:cs="Latha"/>
+                <w:b/>
+                <w:bCs/>
+                <w:szCs w:val="24"/>
+                <w:cs/>
+                <w:lang w:bidi="ta-IN"/>
+              </w:rPr>
+              <w:t>2.</w:t>
+            </w:r>
+            <w:r>
+              <w:rPr>
+                <w:rFonts w:ascii="Latha" w:hAnsi="Latha" w:cs="Latha"/>
+                <w:b/>
+                <w:bCs/>
+                <w:szCs w:val="24"/>
+                <w:cs/>
+                <w:lang w:bidi="ta-IN"/>
+              </w:rPr>
+              <w:t>5</w:t>
+            </w:r>
+            <w:r>
+              <w:rPr>
+                <w:rFonts w:ascii="Latha" w:hAnsi="Latha" w:cs="Latha"/>
+                <w:b/>
+                <w:bCs/>
+                <w:szCs w:val="24"/>
+                <w:lang w:bidi="ta-IN"/>
+              </w:rPr>
+              <w:t>.</w:t>
+            </w:r>
+            <w:r>
+              <w:rPr>
+                <w:rFonts w:ascii="Latha" w:hAnsi="Latha" w:cs="Latha"/>
+                <w:b/>
+                <w:bCs/>
+                <w:szCs w:val="24"/>
+                <w:cs/>
+                <w:lang w:bidi="ta-IN"/>
+              </w:rPr>
+              <w:t>8</w:t>
+            </w:r>
+            <w:r>
+              <w:rPr>
+                <w:rFonts w:ascii="Latha" w:hAnsi="Latha" w:cs="Latha"/>
+                <w:b/>
+                <w:bCs/>
+                <w:szCs w:val="24"/>
+                <w:lang w:bidi="ta-IN"/>
+              </w:rPr>
+              <w:t>.</w:t>
+            </w:r>
+            <w:r>
+              <w:rPr>
+                <w:rFonts w:ascii="Latha" w:hAnsi="Latha" w:cs="Latha"/>
+                <w:b/>
+                <w:bCs/>
+                <w:szCs w:val="24"/>
+                <w:cs/>
+                <w:lang w:bidi="ta-IN"/>
+              </w:rPr>
+              <w:t>7</w:t>
+            </w:r>
+            <w:r>
+              <w:rPr>
+                <w:rFonts w:ascii="Latha" w:hAnsi="Latha" w:cs="Latha"/>
+                <w:b/>
+                <w:bCs/>
+                <w:szCs w:val="24"/>
+                <w:lang w:bidi="ta-IN"/>
+              </w:rPr>
+              <w:t>(</w:t>
+            </w:r>
+            <w:r>
+              <w:rPr>
+                <w:rFonts w:ascii="Latha" w:hAnsi="Latha" w:cs="Latha"/>
+                <w:b/>
+                <w:bCs/>
+                <w:szCs w:val="24"/>
+                <w:cs/>
+                <w:lang w:bidi="ta-IN"/>
+              </w:rPr>
+              <w:t>29</w:t>
+            </w:r>
+            <w:r>
+              <w:rPr>
+                <w:rFonts w:ascii="Latha" w:hAnsi="Latha" w:cs="Latha"/>
+                <w:b/>
+                <w:bCs/>
+                <w:szCs w:val="24"/>
+                <w:lang w:bidi="ta-IN"/>
+              </w:rPr>
+              <w:t>)</w:t>
+            </w:r>
+            <w:r>
+              <w:rPr>
+                <w:rFonts w:ascii="Latha" w:hAnsi="Latha" w:cs="Latha"/>
+                <w:szCs w:val="24"/>
+                <w:lang w:bidi="ta-IN"/>
+              </w:rPr>
+              <w:t xml:space="preserve">-  </w:t>
+            </w:r>
+            <w:r>
+              <w:rPr>
+                <w:rFonts w:ascii="Latha" w:hAnsi="Latha" w:cs="Latha"/>
+                <w:szCs w:val="24"/>
+                <w:cs/>
+                <w:lang w:bidi="ta-IN"/>
+              </w:rPr>
+              <w:t>பி</w:t>
+            </w:r>
+            <w:r>
+              <w:rPr>
+                <w:rFonts w:ascii="BRH Tamil Tab Extra" w:hAnsi="BRH Tamil Tab Extra" w:cs="Latha"/>
+                <w:b/>
+                <w:bCs/>
+                <w:szCs w:val="28"/>
+                <w:lang w:bidi="ta-IN"/>
+              </w:rPr>
+              <w:t>…</w:t>
+            </w:r>
+            <w:r>
+              <w:rPr>
+                <w:rFonts w:ascii="Latha" w:hAnsi="Latha" w:cs="Latha"/>
+                <w:szCs w:val="24"/>
+                <w:cs/>
+                <w:lang w:bidi="ta-IN"/>
+              </w:rPr>
+              <w:t>ப</w:t>
+            </w:r>
+            <w:r>
+              <w:rPr>
+                <w:rFonts w:ascii="BRH Tamil Tab Extra" w:hAnsi="BRH Tamil Tab Extra" w:cs="Latha"/>
+                <w:b/>
+                <w:bCs/>
+                <w:szCs w:val="28"/>
+                <w:lang w:bidi="ta-IN"/>
+              </w:rPr>
+              <w:t>…</w:t>
+            </w:r>
+            <w:r>
+              <w:rPr>
+                <w:rFonts w:ascii="Latha" w:hAnsi="Latha" w:cs="Latha"/>
+                <w:szCs w:val="24"/>
+                <w:cs/>
+                <w:lang w:bidi="ta-IN"/>
+              </w:rPr>
+              <w:t>தே</w:t>
+            </w:r>
+            <w:r>
+              <w:rPr>
+                <w:rFonts w:ascii="BRH Tamil Tab Extra" w:hAnsi="BRH Tamil Tab Extra" w:cs="Latha"/>
+                <w:b/>
+                <w:bCs/>
+                <w:szCs w:val="28"/>
+                <w:lang w:bidi="ta-IN"/>
+              </w:rPr>
+              <w:t>…</w:t>
+            </w:r>
+            <w:r>
+              <w:rPr>
+                <w:rFonts w:ascii="Latha" w:hAnsi="Latha" w:cs="Latha"/>
+                <w:szCs w:val="24"/>
+                <w:lang w:bidi="ta-IN"/>
+              </w:rPr>
+              <w:t xml:space="preserve"> || </w:t>
+            </w:r>
+          </w:p>
+          <w:p>
+            <w:pPr>
+              <w:autoSpaceDE w:val="0"/>
+              <w:autoSpaceDN w:val="0"/>
+              <w:adjustRightInd w:val="0"/>
+              <w:spacing w:before="0" w:line="240" w:lineRule="auto"/>
+              <w:rPr>
+                <w:rFonts w:cs="BRH Malayalam Extra"/>
+                <w:color w:val="000000"/>
+                <w:szCs w:val="40"/>
+              </w:rPr>
+            </w:pPr>
+            <w:r>
+              <w:rPr>
+                <w:rFonts w:ascii="Latha" w:hAnsi="Latha" w:cs="Latha"/>
+                <w:szCs w:val="24"/>
+                <w:cs/>
+                <w:lang w:bidi="ta-IN"/>
+              </w:rPr>
+              <w:t>பி</w:t>
+            </w:r>
+            <w:r>
+              <w:rPr>
+                <w:rFonts w:ascii="BRH Tamil Tab Extra" w:hAnsi="BRH Tamil Tab Extra" w:cs="Latha"/>
+                <w:b/>
+                <w:bCs/>
+                <w:szCs w:val="28"/>
+                <w:lang w:bidi="ta-IN"/>
+              </w:rPr>
+              <w:t>…</w:t>
+            </w:r>
+            <w:r>
+              <w:rPr>
+                <w:rFonts w:ascii="Latha" w:hAnsi="Latha" w:cs="Latha"/>
+                <w:szCs w:val="24"/>
+                <w:cs/>
+                <w:lang w:bidi="ta-IN"/>
+              </w:rPr>
+              <w:t>ப</w:t>
+            </w:r>
+            <w:r>
+              <w:rPr>
+                <w:rFonts w:ascii="BRH Tamil Tab Extra" w:hAnsi="BRH Tamil Tab Extra" w:cs="Latha"/>
+                <w:b/>
+                <w:bCs/>
+                <w:szCs w:val="28"/>
+                <w:lang w:bidi="ta-IN"/>
+              </w:rPr>
+              <w:t>…</w:t>
+            </w:r>
+            <w:r>
+              <w:rPr>
+                <w:rFonts w:ascii="Latha" w:hAnsi="Latha" w:cs="Latha"/>
+                <w:szCs w:val="24"/>
+                <w:highlight w:val="yellow"/>
+                <w:cs/>
+                <w:lang w:bidi="ta-IN"/>
+              </w:rPr>
+              <w:t>த</w:t>
+            </w:r>
+            <w:r>
+              <w:rPr>
+                <w:rFonts w:ascii="Latha" w:hAnsi="Latha" w:cs="Latha"/>
+                <w:szCs w:val="24"/>
+                <w:cs/>
+                <w:lang w:bidi="ta-IN"/>
+              </w:rPr>
+              <w:t xml:space="preserve"> இதி</w:t>
+            </w:r>
+            <w:r>
+              <w:rPr>
+                <w:rFonts w:ascii="BRH Tamil Tab Extra" w:hAnsi="BRH Tamil Tab Extra" w:cs="Latha"/>
+                <w:b/>
+                <w:bCs/>
+                <w:szCs w:val="28"/>
+                <w:lang w:bidi="ta-IN"/>
+              </w:rPr>
+              <w:t>†</w:t>
+            </w:r>
+            <w:r>
+              <w:rPr>
+                <w:rFonts w:ascii="Latha" w:hAnsi="Latha" w:cs="Latha"/>
+                <w:szCs w:val="24"/>
+                <w:lang w:bidi="ta-IN"/>
+              </w:rPr>
+              <w:t xml:space="preserve"> </w:t>
+            </w:r>
+            <w:r>
+              <w:rPr>
+                <w:rFonts w:ascii="Latha" w:hAnsi="Latha" w:cs="Latha"/>
+                <w:szCs w:val="24"/>
+                <w:cs/>
+                <w:lang w:bidi="ta-IN"/>
+              </w:rPr>
+              <w:t xml:space="preserve">பிபதே </w:t>
+            </w:r>
+            <w:r>
+              <w:rPr>
+                <w:rFonts w:ascii="Latha" w:hAnsi="Latha" w:cs="Latha"/>
+                <w:szCs w:val="24"/>
+                <w:lang w:bidi="ta-IN"/>
+              </w:rPr>
+              <w:t xml:space="preserve">| </w:t>
+            </w:r>
+          </w:p>
+        </w:tc>
+        <w:tc>
+          <w:tcPr>
+            <w:tcW w:w="7371" w:type="dxa"/>
+          </w:tcPr>
+          <w:p>
+            <w:pPr>
+              <w:autoSpaceDE w:val="0"/>
+              <w:autoSpaceDN w:val="0"/>
+              <w:adjustRightInd w:val="0"/>
+              <w:spacing w:before="0" w:line="240" w:lineRule="auto"/>
+              <w:rPr>
+                <w:rFonts w:ascii="Latha" w:hAnsi="Latha" w:cs="Latha"/>
+                <w:sz w:val="28"/>
+                <w:szCs w:val="28"/>
+                <w:lang w:bidi="ta-IN"/>
+              </w:rPr>
+            </w:pPr>
+            <w:r>
+              <w:rPr>
+                <w:rFonts w:ascii="Latha" w:hAnsi="Latha" w:cs="Latha"/>
+                <w:b/>
+                <w:bCs/>
+                <w:szCs w:val="24"/>
+                <w:cs/>
+                <w:lang w:bidi="ta-IN"/>
+              </w:rPr>
+              <w:t>32</w:t>
+            </w:r>
+            <w:r>
+              <w:rPr>
+                <w:rFonts w:ascii="Latha" w:hAnsi="Latha" w:cs="Latha"/>
+                <w:b/>
+                <w:bCs/>
+                <w:szCs w:val="24"/>
+                <w:cs/>
+                <w:lang w:bidi="ta-IN"/>
+              </w:rPr>
+              <w:t>)</w:t>
+            </w:r>
+            <w:r>
+              <w:rPr>
+                <w:rFonts w:ascii="Latha" w:hAnsi="Latha" w:cs="Latha"/>
+                <w:szCs w:val="24"/>
+                <w:lang w:bidi="ta-IN"/>
+              </w:rPr>
+              <w:tab/>
+            </w:r>
+            <w:r>
+              <w:rPr>
+                <w:rFonts w:ascii="Latha" w:hAnsi="Latha" w:cs="Latha"/>
+                <w:b/>
+                <w:bCs/>
+                <w:szCs w:val="24"/>
+                <w:cs/>
+                <w:lang w:bidi="ta-IN"/>
+              </w:rPr>
+              <w:t>2.</w:t>
+            </w:r>
+            <w:r>
+              <w:rPr>
+                <w:rFonts w:ascii="Latha" w:hAnsi="Latha" w:cs="Latha"/>
+                <w:b/>
+                <w:bCs/>
+                <w:szCs w:val="24"/>
+                <w:cs/>
+                <w:lang w:bidi="ta-IN"/>
+              </w:rPr>
+              <w:t>5</w:t>
+            </w:r>
+            <w:r>
+              <w:rPr>
+                <w:rFonts w:ascii="Latha" w:hAnsi="Latha" w:cs="Latha"/>
+                <w:b/>
+                <w:bCs/>
+                <w:szCs w:val="24"/>
+                <w:lang w:bidi="ta-IN"/>
+              </w:rPr>
+              <w:t>.</w:t>
+            </w:r>
+            <w:r>
+              <w:rPr>
+                <w:rFonts w:ascii="Latha" w:hAnsi="Latha" w:cs="Latha"/>
+                <w:b/>
+                <w:bCs/>
+                <w:szCs w:val="24"/>
+                <w:cs/>
+                <w:lang w:bidi="ta-IN"/>
+              </w:rPr>
+              <w:t>8</w:t>
+            </w:r>
+            <w:r>
+              <w:rPr>
+                <w:rFonts w:ascii="Latha" w:hAnsi="Latha" w:cs="Latha"/>
+                <w:b/>
+                <w:bCs/>
+                <w:szCs w:val="24"/>
+                <w:lang w:bidi="ta-IN"/>
+              </w:rPr>
+              <w:t>.</w:t>
+            </w:r>
+            <w:r>
+              <w:rPr>
+                <w:rFonts w:ascii="Latha" w:hAnsi="Latha" w:cs="Latha"/>
+                <w:b/>
+                <w:bCs/>
+                <w:szCs w:val="24"/>
+                <w:cs/>
+                <w:lang w:bidi="ta-IN"/>
+              </w:rPr>
+              <w:t>7</w:t>
+            </w:r>
+            <w:r>
+              <w:rPr>
+                <w:rFonts w:ascii="Latha" w:hAnsi="Latha" w:cs="Latha"/>
+                <w:b/>
+                <w:bCs/>
+                <w:szCs w:val="24"/>
+                <w:lang w:bidi="ta-IN"/>
+              </w:rPr>
+              <w:t>(</w:t>
+            </w:r>
+            <w:r>
+              <w:rPr>
+                <w:rFonts w:ascii="Latha" w:hAnsi="Latha" w:cs="Latha"/>
+                <w:b/>
+                <w:bCs/>
+                <w:szCs w:val="24"/>
+                <w:cs/>
+                <w:lang w:bidi="ta-IN"/>
+              </w:rPr>
+              <w:t>29</w:t>
+            </w:r>
+            <w:r>
+              <w:rPr>
+                <w:rFonts w:ascii="Latha" w:hAnsi="Latha" w:cs="Latha"/>
+                <w:b/>
+                <w:bCs/>
+                <w:szCs w:val="24"/>
+                <w:lang w:bidi="ta-IN"/>
+              </w:rPr>
+              <w:t>)</w:t>
+            </w:r>
+            <w:r>
+              <w:rPr>
+                <w:rFonts w:ascii="Latha" w:hAnsi="Latha" w:cs="Latha"/>
+                <w:szCs w:val="24"/>
+                <w:lang w:bidi="ta-IN"/>
+              </w:rPr>
+              <w:t xml:space="preserve">-  </w:t>
+            </w:r>
+            <w:r>
+              <w:rPr>
+                <w:rFonts w:ascii="Latha" w:hAnsi="Latha" w:cs="Latha"/>
+                <w:szCs w:val="24"/>
+                <w:cs/>
+                <w:lang w:bidi="ta-IN"/>
+              </w:rPr>
+              <w:t>பி</w:t>
+            </w:r>
+            <w:r>
+              <w:rPr>
+                <w:rFonts w:ascii="BRH Tamil Tab Extra" w:hAnsi="BRH Tamil Tab Extra" w:cs="Latha"/>
+                <w:b/>
+                <w:bCs/>
+                <w:szCs w:val="28"/>
+                <w:lang w:bidi="ta-IN"/>
+              </w:rPr>
+              <w:t>…</w:t>
+            </w:r>
+            <w:r>
+              <w:rPr>
+                <w:rFonts w:ascii="Latha" w:hAnsi="Latha" w:cs="Latha"/>
+                <w:szCs w:val="24"/>
+                <w:cs/>
+                <w:lang w:bidi="ta-IN"/>
+              </w:rPr>
+              <w:t>ப</w:t>
+            </w:r>
+            <w:r>
+              <w:rPr>
+                <w:rFonts w:ascii="BRH Tamil Tab Extra" w:hAnsi="BRH Tamil Tab Extra" w:cs="Latha"/>
+                <w:b/>
+                <w:bCs/>
+                <w:szCs w:val="28"/>
+                <w:lang w:bidi="ta-IN"/>
+              </w:rPr>
+              <w:t>…</w:t>
+            </w:r>
+            <w:r>
+              <w:rPr>
+                <w:rFonts w:ascii="Latha" w:hAnsi="Latha" w:cs="Latha"/>
+                <w:szCs w:val="24"/>
+                <w:cs/>
+                <w:lang w:bidi="ta-IN"/>
+              </w:rPr>
+              <w:t>தே</w:t>
+            </w:r>
+            <w:r>
+              <w:rPr>
+                <w:rFonts w:ascii="BRH Tamil Tab Extra" w:hAnsi="BRH Tamil Tab Extra" w:cs="Latha"/>
+                <w:b/>
+                <w:bCs/>
+                <w:szCs w:val="28"/>
+                <w:lang w:bidi="ta-IN"/>
+              </w:rPr>
+              <w:t>…</w:t>
+            </w:r>
+            <w:r>
+              <w:rPr>
+                <w:rFonts w:ascii="Latha" w:hAnsi="Latha" w:cs="Latha"/>
+                <w:szCs w:val="24"/>
+                <w:lang w:bidi="ta-IN"/>
+              </w:rPr>
+              <w:t xml:space="preserve"> </w:t>
+            </w:r>
+            <w:r>
+              <w:rPr>
+                <w:rFonts w:ascii="Latha" w:hAnsi="Latha" w:cs="Latha"/>
+                <w:sz w:val="28"/>
+                <w:szCs w:val="28"/>
+                <w:lang w:bidi="ta-IN"/>
+              </w:rPr>
+              <w:t xml:space="preserve">|| </w:t>
+            </w:r>
+          </w:p>
+          <w:p>
+            <w:pPr>
+              <w:autoSpaceDE w:val="0"/>
+              <w:autoSpaceDN w:val="0"/>
+              <w:adjustRightInd w:val="0"/>
+              <w:spacing w:before="0" w:line="240" w:lineRule="auto"/>
+              <w:rPr>
+                <w:rFonts w:cs="BRH Malayalam Extra"/>
+                <w:color w:val="000000"/>
+                <w:szCs w:val="40"/>
+              </w:rPr>
+            </w:pPr>
+            <w:r>
+              <w:rPr>
+                <w:rFonts w:ascii="Latha" w:hAnsi="Latha" w:cs="Latha"/>
+                <w:szCs w:val="24"/>
+                <w:cs/>
+                <w:lang w:bidi="ta-IN"/>
+              </w:rPr>
+              <w:t>பி</w:t>
+            </w:r>
+            <w:r>
+              <w:rPr>
+                <w:rFonts w:ascii="BRH Tamil Tab Extra" w:hAnsi="BRH Tamil Tab Extra" w:cs="Latha"/>
+                <w:b/>
+                <w:bCs/>
+                <w:szCs w:val="28"/>
+                <w:lang w:bidi="ta-IN"/>
+              </w:rPr>
+              <w:t>…</w:t>
+            </w:r>
+            <w:r>
+              <w:rPr>
+                <w:rFonts w:ascii="Latha" w:hAnsi="Latha" w:cs="Latha"/>
+                <w:szCs w:val="24"/>
+                <w:cs/>
+                <w:lang w:bidi="ta-IN"/>
+              </w:rPr>
+              <w:t>ப</w:t>
+            </w:r>
+            <w:r>
+              <w:rPr>
+                <w:rFonts w:ascii="BRH Tamil Tab Extra" w:hAnsi="BRH Tamil Tab Extra" w:cs="Latha"/>
+                <w:b/>
+                <w:bCs/>
+                <w:szCs w:val="28"/>
+                <w:lang w:bidi="ta-IN"/>
+              </w:rPr>
+              <w:t>…</w:t>
+            </w:r>
+            <w:r>
+              <w:rPr>
+                <w:rFonts w:ascii="Latha" w:hAnsi="Latha" w:cs="Latha"/>
+                <w:szCs w:val="24"/>
+                <w:highlight w:val="green"/>
+                <w:cs/>
+                <w:lang w:bidi="ta-IN"/>
+              </w:rPr>
+              <w:t>த</w:t>
+            </w:r>
+            <w:r>
+              <w:rPr>
+                <w:rFonts w:ascii="BRH Tamil Tab Extra" w:hAnsi="BRH Tamil Tab Extra" w:cs="Latha"/>
+                <w:b/>
+                <w:bCs/>
+                <w:szCs w:val="28"/>
+                <w:lang w:bidi="ta-IN"/>
+              </w:rPr>
+              <w:t>…</w:t>
+            </w:r>
+            <w:r>
+              <w:rPr>
+                <w:rFonts w:ascii="Latha" w:hAnsi="Latha" w:cs="Latha"/>
+                <w:szCs w:val="24"/>
+                <w:cs/>
+                <w:lang w:bidi="ta-IN"/>
+              </w:rPr>
+              <w:t xml:space="preserve"> இதி</w:t>
+            </w:r>
+            <w:r>
+              <w:rPr>
+                <w:rFonts w:ascii="BRH Tamil Tab Extra" w:hAnsi="BRH Tamil Tab Extra" w:cs="Latha"/>
+                <w:b/>
+                <w:bCs/>
+                <w:szCs w:val="28"/>
+                <w:lang w:bidi="ta-IN"/>
+              </w:rPr>
+              <w:t>†</w:t>
+            </w:r>
+            <w:r>
+              <w:rPr>
+                <w:rFonts w:ascii="Latha" w:hAnsi="Latha" w:cs="Latha"/>
+                <w:szCs w:val="24"/>
+                <w:lang w:bidi="ta-IN"/>
+              </w:rPr>
+              <w:t xml:space="preserve"> </w:t>
+            </w:r>
+            <w:r>
+              <w:rPr>
+                <w:rFonts w:ascii="Latha" w:hAnsi="Latha" w:cs="Latha"/>
+                <w:szCs w:val="24"/>
+                <w:cs/>
+                <w:lang w:bidi="ta-IN"/>
+              </w:rPr>
+              <w:t xml:space="preserve">பிபதே </w:t>
+            </w:r>
+            <w:r>
+              <w:rPr>
+                <w:rFonts w:ascii="Latha" w:hAnsi="Latha" w:cs="Latha"/>
+                <w:szCs w:val="24"/>
+                <w:lang w:bidi="ta-IN"/>
+              </w:rPr>
+              <w:t xml:space="preserve">| </w:t>
+            </w:r>
+          </w:p>
+        </w:tc>
+      </w:tr>
+      <w:tr>
+        <w:trPr>
+          <w:trHeight w:val="1121"/>
+        </w:trPr>
+        <w:tc>
+          <w:tcPr>
+            <w:tcW w:w="7514" w:type="dxa"/>
+            <w:tcBorders>
+              <w:top w:val="single" w:sz="4" w:space="0" w:color="000000"/>
+              <w:left w:val="single" w:sz="4" w:space="0" w:color="000000"/>
+              <w:bottom w:val="single" w:sz="4" w:space="0" w:color="000000"/>
+              <w:right w:val="single" w:sz="4" w:space="0" w:color="000000"/>
+            </w:tcBorders>
+          </w:tcPr>
+          <w:p>
+            <w:pPr>
+              <w:widowControl w:val="0"/>
+              <w:autoSpaceDE w:val="0"/>
+              <w:autoSpaceDN w:val="0"/>
+              <w:adjustRightInd w:val="0"/>
+              <w:spacing w:before="0" w:line="240" w:lineRule="auto"/>
+              <w:rPr>
+                <w:rFonts w:cs="BRH Malayalam Extra"/>
+                <w:color w:val="000000"/>
+                <w:szCs w:val="40"/>
+              </w:rPr>
+            </w:pPr>
+          </w:p>
+        </w:tc>
+        <w:tc>
+          <w:tcPr>
+            <w:tcW w:w="7371" w:type="dxa"/>
+            <w:tcBorders>
+              <w:top w:val="single" w:sz="4" w:space="0" w:color="000000"/>
+              <w:left w:val="single" w:sz="4" w:space="0" w:color="000000"/>
+              <w:bottom w:val="single" w:sz="4" w:space="0" w:color="000000"/>
+              <w:right w:val="single" w:sz="4" w:space="0" w:color="000000"/>
+            </w:tcBorders>
+          </w:tcPr>
+          <w:p>
+            <w:pPr>
+              <w:widowControl w:val="0"/>
+              <w:autoSpaceDE w:val="0"/>
+              <w:autoSpaceDN w:val="0"/>
+              <w:adjustRightInd w:val="0"/>
+              <w:spacing w:before="0" w:line="240" w:lineRule="auto"/>
+              <w:rPr>
+                <w:rFonts w:cs="BRH Malayalam Extra"/>
+                <w:color w:val="000000"/>
+                <w:szCs w:val="40"/>
+              </w:rPr>
+            </w:pPr>
+          </w:p>
+        </w:tc>
+      </w:tr>
+    </w:tbl>
+    <w:p>
+      <w:pPr>
+        <w:spacing w:before="0" w:line="240" w:lineRule="auto"/>
+        <w:jc w:val="center"/>
+        <w:rPr>
+          <w:b/>
+          <w:bCs/>
+          <w:sz w:val="32"/>
+          <w:szCs w:val="32"/>
+          <w:u w:val="single"/>
+        </w:rPr>
+      </w:pPr>
+    </w:p>
+    <w:p>
+      <w:pPr>
+        <w:spacing w:before="0" w:line="240" w:lineRule="auto"/>
+        <w:jc w:val="center"/>
+        <w:rPr>
+          <w:b/>
+          <w:bCs/>
+          <w:sz w:val="32"/>
+          <w:szCs w:val="32"/>
+          <w:u w:val="single"/>
+        </w:rPr>
+      </w:pPr>
+    </w:p>
+    <w:p>
+      <w:pPr>
+        <w:spacing w:before="0" w:line="240" w:lineRule="auto"/>
+        <w:jc w:val="center"/>
+        <w:rPr>
+          <w:b/>
+          <w:bCs/>
+          <w:sz w:val="32"/>
+          <w:szCs w:val="32"/>
+          <w:u w:val="single"/>
+        </w:rPr>
+      </w:pPr>
+    </w:p>
     <w:p>
       <w:pPr>
         <w:spacing w:before="0" w:line="240" w:lineRule="auto"/>
@@ -2155,6 +3089,7 @@
                 <w:cs/>
                 <w:lang w:bidi="ta-IN"/>
               </w:rPr>
+              <w:lastRenderedPageBreak/>
               <w:t>37</w:t>
             </w:r>
             <w:r>
@@ -4275,7 +5210,6 @@
                 <w:cs/>
                 <w:lang w:bidi="ta-IN"/>
               </w:rPr>
-              <w:lastRenderedPageBreak/>
               <w:t>48</w:t>
             </w:r>
             <w:r>
@@ -4641,7 +5575,6 @@
                 <w:cs/>
                 <w:lang w:bidi="ta-IN"/>
               </w:rPr>
-              <w:lastRenderedPageBreak/>
               <w:t>46</w:t>
             </w:r>
             <w:r>
@@ -5672,7 +6605,6 @@
                 <w:cs/>
                 <w:lang w:bidi="ta-IN"/>
               </w:rPr>
-              <w:lastRenderedPageBreak/>
               <w:t>48</w:t>
             </w:r>
             <w:r>
@@ -6067,7 +6999,6 @@
                 <w:cs/>
                 <w:lang w:bidi="ta-IN"/>
               </w:rPr>
-              <w:lastRenderedPageBreak/>
               <w:t>16</w:t>
             </w:r>
             <w:r>
@@ -6777,7 +7708,17 @@
                 <w:cs/>
                 <w:lang w:bidi="ta-IN"/>
               </w:rPr>
-              <w:t>யயதி ப்யாயயதி ஸாகம்ப்ரஸ்தா</w:t>
+              <w:t xml:space="preserve">யயதி ப்யாயயதி </w:t>
+            </w:r>
+            <w:r>
+              <w:rPr>
+                <w:rFonts w:ascii="Latha" w:hAnsi="Latha" w:cs="Latha"/>
+                <w:szCs w:val="24"/>
+                <w:cs/>
+                <w:lang w:bidi="ta-IN"/>
+              </w:rPr>
+              <w:lastRenderedPageBreak/>
+              <w:t>ஸாகம்ப்ரஸ்தா</w:t>
             </w:r>
             <w:r>
               <w:rPr>
@@ -8012,6 +8953,7 @@
                 <w:cs/>
                 <w:lang w:bidi="ta-IN"/>
               </w:rPr>
+              <w:lastRenderedPageBreak/>
               <w:t>1</w:t>
             </w:r>
             <w:r>
@@ -8703,7 +9645,17 @@
                 <w:cs/>
                 <w:lang w:bidi="ta-IN"/>
               </w:rPr>
-              <w:t>யயதி ப்யாயயதி ஸாகம்ப்ரஸ்தா</w:t>
+              <w:t xml:space="preserve">யயதி ப்யாயயதி </w:t>
+            </w:r>
+            <w:r>
+              <w:rPr>
+                <w:rFonts w:ascii="Latha" w:hAnsi="Latha" w:cs="Latha"/>
+                <w:szCs w:val="24"/>
+                <w:cs/>
+                <w:lang w:bidi="ta-IN"/>
+              </w:rPr>
+              <w:lastRenderedPageBreak/>
+              <w:t>ஸாகம்ப்ரஸ்தா</w:t>
             </w:r>
             <w:r>
               <w:rPr>
@@ -12805,6 +13757,7 @@
                 <w:cs/>
                 <w:lang w:bidi="ta-IN"/>
               </w:rPr>
+              <w:lastRenderedPageBreak/>
               <w:t>36</w:t>
             </w:r>
             <w:r>
@@ -13763,7 +14716,6 @@
                 <w:rFonts w:cs="BRH Malayalam Extra"/>
                 <w:color w:val="000000"/>
                 <w:szCs w:val="40"/>
-                <w:lang w:val="it-IT"/>
               </w:rPr>
             </w:pPr>
             <w:r>
@@ -15046,7 +15998,6 @@
                 <w:rFonts w:cs="BRH Malayalam Extra"/>
                 <w:color w:val="000000"/>
                 <w:szCs w:val="40"/>
-                <w:lang w:val="it-IT"/>
               </w:rPr>
             </w:pPr>
             <w:r>
@@ -15614,7 +16565,6 @@
                 <w:rFonts w:cs="BRH Malayalam Extra"/>
                 <w:color w:val="000000"/>
                 <w:szCs w:val="40"/>
-                <w:lang w:val="it-IT"/>
               </w:rPr>
             </w:pPr>
             <w:r>
@@ -16325,7 +17275,6 @@
                 <w:rFonts w:cs="BRH Malayalam Extra"/>
                 <w:color w:val="000000"/>
                 <w:szCs w:val="40"/>
-                <w:lang w:val="it-IT"/>
               </w:rPr>
             </w:pPr>
           </w:p>
@@ -16362,7 +17311,6 @@
                 <w:cs/>
                 <w:lang w:bidi="ta-IN"/>
               </w:rPr>
-              <w:lastRenderedPageBreak/>
               <w:t>26</w:t>
             </w:r>
             <w:r>
@@ -16656,7 +17604,6 @@
                 <w:color w:val="000000"/>
                 <w:sz w:val="32"/>
                 <w:szCs w:val="40"/>
-                <w:lang w:val="it-IT"/>
               </w:rPr>
             </w:pPr>
             <w:r>
@@ -17437,7 +18384,6 @@
                 <w:color w:val="000000"/>
                 <w:sz w:val="32"/>
                 <w:szCs w:val="40"/>
-                <w:lang w:val="it-IT"/>
               </w:rPr>
             </w:pPr>
             <w:r>
@@ -18036,7 +18982,6 @@
                 <w:color w:val="000000"/>
                 <w:sz w:val="32"/>
                 <w:szCs w:val="40"/>
-                <w:lang w:val="it-IT"/>
               </w:rPr>
             </w:pPr>
             <w:r>
@@ -18286,7 +19231,6 @@
                 <w:rFonts w:cs="BRH Malayalam Extra"/>
                 <w:color w:val="000000"/>
                 <w:szCs w:val="40"/>
-                <w:lang w:val="it-IT"/>
               </w:rPr>
             </w:pPr>
           </w:p>
@@ -18322,6 +19266,7 @@
                 <w:cs/>
                 <w:lang w:bidi="ta-IN"/>
               </w:rPr>
+              <w:lastRenderedPageBreak/>
               <w:t>26</w:t>
             </w:r>
             <w:r>
@@ -18605,7 +19550,6 @@
                 <w:color w:val="000000"/>
                 <w:sz w:val="32"/>
                 <w:szCs w:val="40"/>
-                <w:lang w:val="it-IT"/>
               </w:rPr>
             </w:pPr>
             <w:r>
@@ -19271,7 +20215,6 @@
                 <w:color w:val="000000"/>
                 <w:sz w:val="32"/>
                 <w:szCs w:val="40"/>
-                <w:lang w:val="it-IT"/>
               </w:rPr>
             </w:pPr>
             <w:r>
@@ -19827,7 +20770,6 @@
                 <w:rFonts w:cs="BRH Malayalam Extra"/>
                 <w:color w:val="000000"/>
                 <w:szCs w:val="40"/>
-                <w:lang w:val="it-IT"/>
               </w:rPr>
             </w:pPr>
             <w:r>
@@ -19837,6 +20779,7 @@
                 <w:cs/>
                 <w:lang w:bidi="ta-IN"/>
               </w:rPr>
+              <w:lastRenderedPageBreak/>
               <w:t>க்</w:t>
             </w:r>
             <w:r>
@@ -20103,6 +21046,7 @@
                 <w:cs/>
                 <w:lang w:bidi="ta-IN"/>
               </w:rPr>
+              <w:lastRenderedPageBreak/>
               <w:t>42</w:t>
             </w:r>
             <w:r>
@@ -20916,7 +21860,6 @@
                 <w:color w:val="000000"/>
                 <w:sz w:val="32"/>
                 <w:szCs w:val="40"/>
-                <w:lang w:val="it-IT"/>
               </w:rPr>
             </w:pPr>
             <w:r>
@@ -21214,7 +22157,6 @@
                 <w:rFonts w:cs="BRH Malayalam Extra"/>
                 <w:color w:val="000000"/>
                 <w:szCs w:val="40"/>
-                <w:lang w:val="it-IT"/>
               </w:rPr>
             </w:pPr>
           </w:p>
@@ -21229,7 +22171,6 @@
                 <w:rFonts w:cs="BRH Malayalam Extra"/>
                 <w:color w:val="000000"/>
                 <w:szCs w:val="40"/>
-                <w:lang w:val="it-IT"/>
               </w:rPr>
             </w:pPr>
           </w:p>
@@ -21502,7 +22443,6 @@
                 <w:color w:val="000000"/>
                 <w:sz w:val="32"/>
                 <w:szCs w:val="40"/>
-                <w:lang w:val="it-IT"/>
               </w:rPr>
             </w:pPr>
             <w:r>
@@ -22038,7 +22978,6 @@
                 <w:rFonts w:cs="BRH Malayalam Extra"/>
                 <w:color w:val="000000"/>
                 <w:szCs w:val="40"/>
-                <w:lang w:val="it-IT"/>
               </w:rPr>
             </w:pPr>
             <w:r>
@@ -22351,7 +23290,6 @@
                 <w:cs/>
                 <w:lang w:bidi="ta-IN"/>
               </w:rPr>
-              <w:lastRenderedPageBreak/>
               <w:t>47</w:t>
             </w:r>
             <w:r>
@@ -23165,7 +24103,6 @@
                 <w:rFonts w:cs="BRH Malayalam Extra"/>
                 <w:color w:val="000000"/>
                 <w:szCs w:val="40"/>
-                <w:lang w:val="it-IT"/>
               </w:rPr>
             </w:pPr>
             <w:r>
@@ -24439,7 +25376,6 @@
                 <w:color w:val="000000"/>
                 <w:sz w:val="32"/>
                 <w:szCs w:val="40"/>
-                <w:lang w:val="it-IT"/>
               </w:rPr>
             </w:pPr>
             <w:r>
@@ -24875,7 +25811,6 @@
                 <w:rFonts w:cs="BRH Malayalam Extra"/>
                 <w:color w:val="000000"/>
                 <w:szCs w:val="40"/>
-                <w:lang w:val="it-IT"/>
               </w:rPr>
             </w:pPr>
             <w:r>
@@ -24884,7 +25819,6 @@
                 <w:color w:val="000000"/>
                 <w:sz w:val="32"/>
                 <w:szCs w:val="40"/>
-                <w:lang w:val="it-IT"/>
               </w:rPr>
               <w:t xml:space="preserve"> </w:t>
             </w:r>
@@ -24925,6 +25859,7 @@
                 <w:cs/>
                 <w:lang w:bidi="ta-IN"/>
               </w:rPr>
+              <w:lastRenderedPageBreak/>
               <w:t>55</w:t>
             </w:r>
             <w:r>
@@ -25181,7 +26116,6 @@
                 <w:color w:val="000000"/>
                 <w:sz w:val="32"/>
                 <w:szCs w:val="40"/>
-                <w:lang w:val="it-IT"/>
               </w:rPr>
             </w:pPr>
             <w:r>
@@ -25854,7 +26788,6 @@
                 <w:color w:val="000000"/>
                 <w:sz w:val="32"/>
                 <w:szCs w:val="40"/>
-                <w:lang w:val="it-IT"/>
               </w:rPr>
             </w:pPr>
             <w:r>
@@ -26604,7 +27537,7 @@
               <w:rPr>
                 <w:rFonts w:ascii="Latha" w:hAnsi="Latha" w:cs="Latha"/>
                 <w:szCs w:val="24"/>
-                <w:lang w:bidi="ta-IN"/>
+                <w:lang w:val="it-IT" w:bidi="ta-IN"/>
               </w:rPr>
             </w:pPr>
             <w:r>
@@ -26624,7 +27557,7 @@
                 <w:b/>
                 <w:bCs/>
                 <w:szCs w:val="24"/>
-                <w:lang w:bidi="ta-IN"/>
+                <w:lang w:val="it-IT" w:bidi="ta-IN"/>
               </w:rPr>
               <w:t>)</w:t>
             </w:r>
@@ -26632,7 +27565,7 @@
               <w:rPr>
                 <w:rFonts w:ascii="Latha" w:hAnsi="Latha" w:cs="Latha"/>
                 <w:szCs w:val="24"/>
-                <w:lang w:bidi="ta-IN"/>
+                <w:lang w:val="it-IT" w:bidi="ta-IN"/>
               </w:rPr>
               <w:tab/>
             </w:r>
@@ -26664,7 +27597,7 @@
                 <w:b/>
                 <w:bCs/>
                 <w:szCs w:val="24"/>
-                <w:lang w:bidi="ta-IN"/>
+                <w:lang w:val="it-IT" w:bidi="ta-IN"/>
               </w:rPr>
               <w:t>.</w:t>
             </w:r>
@@ -26685,7 +27618,7 @@
                 <w:b/>
                 <w:bCs/>
                 <w:szCs w:val="24"/>
-                <w:lang w:bidi="ta-IN"/>
+                <w:lang w:val="it-IT" w:bidi="ta-IN"/>
               </w:rPr>
               <w:t>0.4(</w:t>
             </w:r>
@@ -26706,7 +27639,7 @@
                 <w:b/>
                 <w:bCs/>
                 <w:szCs w:val="24"/>
-                <w:lang w:bidi="ta-IN"/>
+                <w:lang w:val="it-IT" w:bidi="ta-IN"/>
               </w:rPr>
               <w:t>)</w:t>
             </w:r>
@@ -26714,7 +27647,7 @@
               <w:rPr>
                 <w:rFonts w:ascii="Latha" w:hAnsi="Latha" w:cs="Latha"/>
                 <w:szCs w:val="24"/>
-                <w:lang w:bidi="ta-IN"/>
+                <w:lang w:val="it-IT" w:bidi="ta-IN"/>
               </w:rPr>
               <w:t xml:space="preserve">-  </w:t>
             </w:r>
@@ -26754,7 +27687,7 @@
                 <w:b/>
                 <w:bCs/>
                 <w:szCs w:val="28"/>
-                <w:lang w:bidi="ta-IN"/>
+                <w:lang w:val="it-IT" w:bidi="ta-IN"/>
               </w:rPr>
               <w:t>…</w:t>
             </w:r>
@@ -26773,7 +27706,7 @@
                 <w:b/>
                 <w:bCs/>
                 <w:szCs w:val="28"/>
-                <w:lang w:bidi="ta-IN"/>
+                <w:lang w:val="it-IT" w:bidi="ta-IN"/>
               </w:rPr>
               <w:t>…</w:t>
             </w:r>
@@ -26790,7 +27723,7 @@
               <w:rPr>
                 <w:rFonts w:ascii="Latha" w:hAnsi="Latha" w:cs="Latha"/>
                 <w:szCs w:val="24"/>
-                <w:lang w:bidi="ta-IN"/>
+                <w:lang w:val="it-IT" w:bidi="ta-IN"/>
               </w:rPr>
               <w:t xml:space="preserve">| </w:t>
             </w:r>
@@ -26809,7 +27742,7 @@
                 <w:b/>
                 <w:bCs/>
                 <w:szCs w:val="28"/>
-                <w:lang w:bidi="ta-IN"/>
+                <w:lang w:val="it-IT" w:bidi="ta-IN"/>
               </w:rPr>
               <w:t>†</w:t>
             </w:r>
@@ -26845,7 +27778,7 @@
               <w:rPr>
                 <w:rFonts w:ascii="Latha" w:hAnsi="Latha" w:cs="Latha"/>
                 <w:szCs w:val="24"/>
-                <w:lang w:bidi="ta-IN"/>
+                <w:lang w:val="it-IT" w:bidi="ta-IN"/>
               </w:rPr>
               <w:t>|</w:t>
             </w:r>
@@ -26901,7 +27834,7 @@
                 <w:b/>
                 <w:bCs/>
                 <w:szCs w:val="28"/>
-                <w:lang w:bidi="ta-IN"/>
+                <w:lang w:val="it-IT" w:bidi="ta-IN"/>
               </w:rPr>
               <w:t>…</w:t>
             </w:r>
@@ -26920,15 +27853,15 @@
                 <w:b/>
                 <w:bCs/>
                 <w:szCs w:val="28"/>
-                <w:lang w:bidi="ta-IN"/>
-              </w:rPr>
-              <w:t>…</w:t>
-            </w:r>
-            <w:r>
-              <w:rPr>
-                <w:rFonts w:ascii="Latha" w:hAnsi="Latha" w:cs="Latha"/>
-                <w:szCs w:val="24"/>
-                <w:lang w:bidi="ta-IN"/>
+                <w:lang w:val="it-IT" w:bidi="ta-IN"/>
+              </w:rPr>
+              <w:t>…</w:t>
+            </w:r>
+            <w:r>
+              <w:rPr>
+                <w:rFonts w:ascii="Latha" w:hAnsi="Latha" w:cs="Latha"/>
+                <w:szCs w:val="24"/>
+                <w:lang w:val="it-IT" w:bidi="ta-IN"/>
               </w:rPr>
               <w:t xml:space="preserve"> </w:t>
             </w:r>
@@ -26968,7 +27901,7 @@
                 <w:b/>
                 <w:bCs/>
                 <w:szCs w:val="28"/>
-                <w:lang w:bidi="ta-IN"/>
+                <w:lang w:val="it-IT" w:bidi="ta-IN"/>
               </w:rPr>
               <w:t>†</w:t>
             </w:r>
@@ -26996,7 +27929,7 @@
                 <w:b/>
                 <w:bCs/>
                 <w:szCs w:val="28"/>
-                <w:lang w:bidi="ta-IN"/>
+                <w:lang w:val="it-IT" w:bidi="ta-IN"/>
               </w:rPr>
               <w:t>…</w:t>
             </w:r>
@@ -27015,7 +27948,7 @@
                 <w:b/>
                 <w:bCs/>
                 <w:szCs w:val="28"/>
-                <w:lang w:bidi="ta-IN"/>
+                <w:lang w:val="it-IT" w:bidi="ta-IN"/>
               </w:rPr>
               <w:t>†</w:t>
             </w:r>
@@ -27137,15 +28070,15 @@
                 <w:b/>
                 <w:bCs/>
                 <w:szCs w:val="28"/>
-                <w:lang w:bidi="ta-IN"/>
-              </w:rPr>
-              <w:t>…</w:t>
-            </w:r>
-            <w:r>
-              <w:rPr>
-                <w:rFonts w:ascii="Latha" w:hAnsi="Latha" w:cs="Latha"/>
-                <w:szCs w:val="24"/>
-                <w:lang w:bidi="ta-IN"/>
+                <w:lang w:val="it-IT" w:bidi="ta-IN"/>
+              </w:rPr>
+              <w:t>…</w:t>
+            </w:r>
+            <w:r>
+              <w:rPr>
+                <w:rFonts w:ascii="Latha" w:hAnsi="Latha" w:cs="Latha"/>
+                <w:szCs w:val="24"/>
+                <w:lang w:val="it-IT" w:bidi="ta-IN"/>
               </w:rPr>
               <w:t xml:space="preserve"> </w:t>
             </w:r>
@@ -27185,7 +28118,7 @@
                 <w:b/>
                 <w:bCs/>
                 <w:szCs w:val="28"/>
-                <w:lang w:bidi="ta-IN"/>
+                <w:lang w:val="it-IT" w:bidi="ta-IN"/>
               </w:rPr>
               <w:t>†</w:t>
             </w:r>
@@ -27221,7 +28154,7 @@
               <w:rPr>
                 <w:rFonts w:ascii="Latha" w:hAnsi="Latha" w:cs="Latha"/>
                 <w:szCs w:val="24"/>
-                <w:lang w:bidi="ta-IN"/>
+                <w:lang w:val="it-IT" w:bidi="ta-IN"/>
               </w:rPr>
               <w:t>|</w:t>
             </w:r>
@@ -27234,7 +28167,7 @@
               <w:rPr>
                 <w:rFonts w:ascii="Latha" w:hAnsi="Latha" w:cs="Latha"/>
                 <w:szCs w:val="24"/>
-                <w:lang w:bidi="ta-IN"/>
+                <w:lang w:val="it-IT" w:bidi="ta-IN"/>
               </w:rPr>
             </w:pPr>
             <w:r>
@@ -27254,7 +28187,7 @@
                 <w:b/>
                 <w:bCs/>
                 <w:szCs w:val="24"/>
-                <w:lang w:bidi="ta-IN"/>
+                <w:lang w:val="it-IT" w:bidi="ta-IN"/>
               </w:rPr>
               <w:t>)</w:t>
             </w:r>
@@ -27262,7 +28195,7 @@
               <w:rPr>
                 <w:rFonts w:ascii="Latha" w:hAnsi="Latha" w:cs="Latha"/>
                 <w:szCs w:val="24"/>
-                <w:lang w:bidi="ta-IN"/>
+                <w:lang w:val="it-IT" w:bidi="ta-IN"/>
               </w:rPr>
               <w:tab/>
             </w:r>
@@ -27294,7 +28227,7 @@
                 <w:b/>
                 <w:bCs/>
                 <w:szCs w:val="24"/>
-                <w:lang w:bidi="ta-IN"/>
+                <w:lang w:val="it-IT" w:bidi="ta-IN"/>
               </w:rPr>
               <w:t>.</w:t>
             </w:r>
@@ -27315,7 +28248,7 @@
                 <w:b/>
                 <w:bCs/>
                 <w:szCs w:val="24"/>
-                <w:lang w:bidi="ta-IN"/>
+                <w:lang w:val="it-IT" w:bidi="ta-IN"/>
               </w:rPr>
               <w:t>0.4(</w:t>
             </w:r>
@@ -27336,7 +28269,7 @@
                 <w:b/>
                 <w:bCs/>
                 <w:szCs w:val="24"/>
-                <w:lang w:bidi="ta-IN"/>
+                <w:lang w:val="it-IT" w:bidi="ta-IN"/>
               </w:rPr>
               <w:t>)</w:t>
             </w:r>
@@ -27344,7 +28277,7 @@
               <w:rPr>
                 <w:rFonts w:ascii="Latha" w:hAnsi="Latha" w:cs="Latha"/>
                 <w:szCs w:val="24"/>
-                <w:lang w:bidi="ta-IN"/>
+                <w:lang w:val="it-IT" w:bidi="ta-IN"/>
               </w:rPr>
               <w:t xml:space="preserve">-  </w:t>
             </w:r>
@@ -27363,7 +28296,7 @@
                 <w:b/>
                 <w:bCs/>
                 <w:szCs w:val="28"/>
-                <w:lang w:bidi="ta-IN"/>
+                <w:lang w:val="it-IT" w:bidi="ta-IN"/>
               </w:rPr>
               <w:t>†</w:t>
             </w:r>
@@ -27399,7 +28332,7 @@
               <w:rPr>
                 <w:rFonts w:ascii="Latha" w:hAnsi="Latha" w:cs="Latha"/>
                 <w:szCs w:val="24"/>
-                <w:lang w:bidi="ta-IN"/>
+                <w:lang w:val="it-IT" w:bidi="ta-IN"/>
               </w:rPr>
               <w:t xml:space="preserve">| </w:t>
             </w:r>
@@ -27418,7 +28351,7 @@
                 <w:b/>
                 <w:bCs/>
                 <w:szCs w:val="28"/>
-                <w:lang w:bidi="ta-IN"/>
+                <w:lang w:val="it-IT" w:bidi="ta-IN"/>
               </w:rPr>
               <w:t>†</w:t>
             </w:r>
@@ -27477,7 +28410,7 @@
               <w:rPr>
                 <w:rFonts w:ascii="Latha" w:hAnsi="Latha" w:cs="Latha"/>
                 <w:szCs w:val="24"/>
-                <w:lang w:bidi="ta-IN"/>
+                <w:lang w:val="it-IT" w:bidi="ta-IN"/>
               </w:rPr>
               <w:t>||</w:t>
             </w:r>
@@ -27492,7 +28425,7 @@
               <w:rPr>
                 <w:rFonts w:ascii="Latha" w:hAnsi="Latha" w:cs="Latha"/>
                 <w:szCs w:val="24"/>
-                <w:lang w:bidi="ta-IN"/>
+                <w:lang w:val="it-IT" w:bidi="ta-IN"/>
               </w:rPr>
             </w:pPr>
             <w:r>
@@ -27510,7 +28443,7 @@
                 <w:b/>
                 <w:bCs/>
                 <w:szCs w:val="28"/>
-                <w:lang w:bidi="ta-IN"/>
+                <w:lang w:val="it-IT" w:bidi="ta-IN"/>
               </w:rPr>
               <w:t>†</w:t>
             </w:r>
@@ -27529,7 +28462,7 @@
                 <w:b/>
                 <w:bCs/>
                 <w:szCs w:val="28"/>
-                <w:lang w:bidi="ta-IN"/>
+                <w:lang w:val="it-IT" w:bidi="ta-IN"/>
               </w:rPr>
               <w:t>…</w:t>
             </w:r>
@@ -27548,7 +28481,7 @@
                 <w:b/>
                 <w:bCs/>
                 <w:szCs w:val="28"/>
-                <w:lang w:bidi="ta-IN"/>
+                <w:lang w:val="it-IT" w:bidi="ta-IN"/>
               </w:rPr>
               <w:t>†</w:t>
             </w:r>
@@ -27609,15 +28542,15 @@
                 <w:b/>
                 <w:bCs/>
                 <w:szCs w:val="28"/>
-                <w:lang w:bidi="ta-IN"/>
-              </w:rPr>
-              <w:t>…</w:t>
-            </w:r>
-            <w:r>
-              <w:rPr>
-                <w:rFonts w:ascii="Latha" w:hAnsi="Latha" w:cs="Latha"/>
-                <w:szCs w:val="24"/>
-                <w:lang w:bidi="ta-IN"/>
+                <w:lang w:val="it-IT" w:bidi="ta-IN"/>
+              </w:rPr>
+              <w:t>…</w:t>
+            </w:r>
+            <w:r>
+              <w:rPr>
+                <w:rFonts w:ascii="Latha" w:hAnsi="Latha" w:cs="Latha"/>
+                <w:szCs w:val="24"/>
+                <w:lang w:val="it-IT" w:bidi="ta-IN"/>
               </w:rPr>
               <w:t xml:space="preserve"> </w:t>
             </w:r>
@@ -27636,7 +28569,7 @@
                 <w:b/>
                 <w:bCs/>
                 <w:szCs w:val="28"/>
-                <w:lang w:bidi="ta-IN"/>
+                <w:lang w:val="it-IT" w:bidi="ta-IN"/>
               </w:rPr>
               <w:t>†</w:t>
             </w:r>
@@ -27697,15 +28630,15 @@
                 <w:b/>
                 <w:bCs/>
                 <w:szCs w:val="28"/>
-                <w:lang w:bidi="ta-IN"/>
-              </w:rPr>
-              <w:t>…</w:t>
-            </w:r>
-            <w:r>
-              <w:rPr>
-                <w:rFonts w:ascii="Latha" w:hAnsi="Latha" w:cs="Latha"/>
-                <w:szCs w:val="24"/>
-                <w:lang w:bidi="ta-IN"/>
+                <w:lang w:val="it-IT" w:bidi="ta-IN"/>
+              </w:rPr>
+              <w:t>…</w:t>
+            </w:r>
+            <w:r>
+              <w:rPr>
+                <w:rFonts w:ascii="Latha" w:hAnsi="Latha" w:cs="Latha"/>
+                <w:szCs w:val="24"/>
+                <w:lang w:val="it-IT" w:bidi="ta-IN"/>
               </w:rPr>
               <w:t xml:space="preserve"> </w:t>
             </w:r>
@@ -27724,7 +28657,7 @@
                 <w:b/>
                 <w:bCs/>
                 <w:szCs w:val="28"/>
-                <w:lang w:bidi="ta-IN"/>
+                <w:lang w:val="it-IT" w:bidi="ta-IN"/>
               </w:rPr>
               <w:t>†</w:t>
             </w:r>
@@ -27743,7 +28676,7 @@
                 <w:b/>
                 <w:bCs/>
                 <w:szCs w:val="28"/>
-                <w:lang w:bidi="ta-IN"/>
+                <w:lang w:val="it-IT" w:bidi="ta-IN"/>
               </w:rPr>
               <w:t>…</w:t>
             </w:r>
@@ -27760,7 +28693,7 @@
               <w:rPr>
                 <w:rFonts w:ascii="Latha" w:hAnsi="Latha" w:cs="Latha"/>
                 <w:szCs w:val="24"/>
-                <w:lang w:bidi="ta-IN"/>
+                <w:lang w:val="it-IT" w:bidi="ta-IN"/>
               </w:rPr>
               <w:t xml:space="preserve"> </w:t>
             </w:r>
@@ -27779,7 +28712,7 @@
                 <w:b/>
                 <w:bCs/>
                 <w:szCs w:val="28"/>
-                <w:lang w:bidi="ta-IN"/>
+                <w:lang w:val="it-IT" w:bidi="ta-IN"/>
               </w:rPr>
               <w:t>†</w:t>
             </w:r>
@@ -27798,7 +28731,7 @@
                 <w:b/>
                 <w:bCs/>
                 <w:szCs w:val="28"/>
-                <w:lang w:bidi="ta-IN"/>
+                <w:lang w:val="it-IT" w:bidi="ta-IN"/>
               </w:rPr>
               <w:t>…</w:t>
             </w:r>
@@ -27817,7 +28750,7 @@
                 <w:b/>
                 <w:bCs/>
                 <w:szCs w:val="28"/>
-                <w:lang w:bidi="ta-IN"/>
+                <w:lang w:val="it-IT" w:bidi="ta-IN"/>
               </w:rPr>
               <w:t>†</w:t>
             </w:r>
@@ -27876,7 +28809,7 @@
               <w:rPr>
                 <w:rFonts w:ascii="Latha" w:hAnsi="Latha" w:cs="Latha"/>
                 <w:szCs w:val="24"/>
-                <w:lang w:bidi="ta-IN"/>
+                <w:lang w:val="it-IT" w:bidi="ta-IN"/>
               </w:rPr>
               <w:t>|</w:t>
             </w:r>
@@ -27889,7 +28822,7 @@
               <w:rPr>
                 <w:rFonts w:ascii="Latha" w:hAnsi="Latha" w:cs="Latha"/>
                 <w:szCs w:val="24"/>
-                <w:lang w:bidi="ta-IN"/>
+                <w:lang w:val="it-IT" w:bidi="ta-IN"/>
               </w:rPr>
             </w:pPr>
             <w:r>
@@ -27909,7 +28842,7 @@
                 <w:b/>
                 <w:bCs/>
                 <w:szCs w:val="24"/>
-                <w:lang w:bidi="ta-IN"/>
+                <w:lang w:val="it-IT" w:bidi="ta-IN"/>
               </w:rPr>
               <w:t>)</w:t>
             </w:r>
@@ -27917,7 +28850,7 @@
               <w:rPr>
                 <w:rFonts w:ascii="Latha" w:hAnsi="Latha" w:cs="Latha"/>
                 <w:szCs w:val="24"/>
-                <w:lang w:bidi="ta-IN"/>
+                <w:lang w:val="it-IT" w:bidi="ta-IN"/>
               </w:rPr>
               <w:tab/>
             </w:r>
@@ -27949,7 +28882,7 @@
                 <w:b/>
                 <w:bCs/>
                 <w:szCs w:val="24"/>
-                <w:lang w:bidi="ta-IN"/>
+                <w:lang w:val="it-IT" w:bidi="ta-IN"/>
               </w:rPr>
               <w:t>.</w:t>
             </w:r>
@@ -27970,7 +28903,7 @@
                 <w:b/>
                 <w:bCs/>
                 <w:szCs w:val="24"/>
-                <w:lang w:bidi="ta-IN"/>
+                <w:lang w:val="it-IT" w:bidi="ta-IN"/>
               </w:rPr>
               <w:t>0.4(</w:t>
             </w:r>
@@ -27991,7 +28924,7 @@
                 <w:b/>
                 <w:bCs/>
                 <w:szCs w:val="24"/>
-                <w:lang w:bidi="ta-IN"/>
+                <w:lang w:val="it-IT" w:bidi="ta-IN"/>
               </w:rPr>
               <w:t>)</w:t>
             </w:r>
@@ -27999,7 +28932,7 @@
               <w:rPr>
                 <w:rFonts w:ascii="Latha" w:hAnsi="Latha" w:cs="Latha"/>
                 <w:szCs w:val="24"/>
-                <w:lang w:bidi="ta-IN"/>
+                <w:lang w:val="it-IT" w:bidi="ta-IN"/>
               </w:rPr>
               <w:t xml:space="preserve">-  </w:t>
             </w:r>
@@ -28018,7 +28951,7 @@
                 <w:b/>
                 <w:bCs/>
                 <w:szCs w:val="28"/>
-                <w:lang w:bidi="ta-IN"/>
+                <w:lang w:val="it-IT" w:bidi="ta-IN"/>
               </w:rPr>
               <w:t>†</w:t>
             </w:r>
@@ -28054,7 +28987,7 @@
               <w:rPr>
                 <w:rFonts w:ascii="Latha" w:hAnsi="Latha" w:cs="Latha"/>
                 <w:szCs w:val="24"/>
-                <w:lang w:bidi="ta-IN"/>
+                <w:lang w:val="it-IT" w:bidi="ta-IN"/>
               </w:rPr>
               <w:t>|</w:t>
             </w:r>
@@ -28089,7 +29022,7 @@
                 <w:b/>
                 <w:bCs/>
                 <w:szCs w:val="28"/>
-                <w:lang w:bidi="ta-IN"/>
+                <w:lang w:val="it-IT" w:bidi="ta-IN"/>
               </w:rPr>
               <w:t>†</w:t>
             </w:r>
@@ -28108,7 +29041,7 @@
                 <w:b/>
                 <w:bCs/>
                 <w:szCs w:val="28"/>
-                <w:lang w:bidi="ta-IN"/>
+                <w:lang w:val="it-IT" w:bidi="ta-IN"/>
               </w:rPr>
               <w:t>…</w:t>
             </w:r>
@@ -28127,7 +29060,7 @@
                 <w:b/>
                 <w:bCs/>
                 <w:szCs w:val="28"/>
-                <w:lang w:bidi="ta-IN"/>
+                <w:lang w:val="it-IT" w:bidi="ta-IN"/>
               </w:rPr>
               <w:t>†</w:t>
             </w:r>
@@ -28144,7 +29077,7 @@
               <w:rPr>
                 <w:rFonts w:ascii="Latha" w:hAnsi="Latha" w:cs="Latha"/>
                 <w:szCs w:val="24"/>
-                <w:lang w:bidi="ta-IN"/>
+                <w:lang w:val="it-IT" w:bidi="ta-IN"/>
               </w:rPr>
               <w:t xml:space="preserve">- </w:t>
             </w:r>
@@ -28163,7 +29096,7 @@
                 <w:b/>
                 <w:bCs/>
                 <w:szCs w:val="28"/>
-                <w:lang w:bidi="ta-IN"/>
+                <w:lang w:val="it-IT" w:bidi="ta-IN"/>
               </w:rPr>
               <w:t>…</w:t>
             </w:r>
@@ -28182,7 +29115,7 @@
                 <w:b/>
                 <w:bCs/>
                 <w:szCs w:val="28"/>
-                <w:lang w:bidi="ta-IN"/>
+                <w:lang w:val="it-IT" w:bidi="ta-IN"/>
               </w:rPr>
               <w:t>…</w:t>
             </w:r>
@@ -28201,17 +29134,25 @@
                 <w:b/>
                 <w:bCs/>
                 <w:szCs w:val="28"/>
-                <w:lang w:bidi="ta-IN"/>
-              </w:rPr>
-              <w:t>…</w:t>
-            </w:r>
-            <w:r>
-              <w:rPr>
-                <w:rFonts w:ascii="Latha" w:hAnsi="Latha" w:cs="Latha"/>
-                <w:szCs w:val="24"/>
-                <w:lang w:bidi="ta-IN"/>
-              </w:rPr>
-              <w:t xml:space="preserve"> |</w:t>
+                <w:lang w:val="it-IT" w:bidi="ta-IN"/>
+              </w:rPr>
+              <w:t>…</w:t>
+            </w:r>
+            <w:r>
+              <w:rPr>
+                <w:rFonts w:ascii="Latha" w:hAnsi="Latha" w:cs="Latha"/>
+                <w:szCs w:val="24"/>
+                <w:lang w:val="it-IT" w:bidi="ta-IN"/>
+              </w:rPr>
+              <w:t xml:space="preserve"> </w:t>
+            </w:r>
+            <w:r>
+              <w:rPr>
+                <w:rFonts w:ascii="Latha" w:hAnsi="Latha" w:cs="Latha"/>
+                <w:szCs w:val="24"/>
+                <w:lang w:bidi="ta-IN"/>
+              </w:rPr>
+              <w:t>|</w:t>
             </w:r>
           </w:p>
           <w:p>
@@ -28288,7 +29229,6 @@
                 <w:cs/>
                 <w:lang w:bidi="ta-IN"/>
               </w:rPr>
-              <w:lastRenderedPageBreak/>
               <w:t>26</w:t>
             </w:r>
             <w:r>
@@ -28517,7 +29457,6 @@
                 <w:color w:val="000000"/>
                 <w:sz w:val="32"/>
                 <w:szCs w:val="40"/>
-                <w:lang w:val="it-IT"/>
               </w:rPr>
             </w:pPr>
             <w:r>
@@ -29082,7 +30021,6 @@
                 <w:rFonts w:cs="BRH Malayalam Extra"/>
                 <w:color w:val="000000"/>
                 <w:szCs w:val="40"/>
-                <w:lang w:val="it-IT"/>
               </w:rPr>
             </w:pPr>
             <w:r>
@@ -29689,7 +30627,6 @@
                 <w:color w:val="000000"/>
                 <w:sz w:val="32"/>
                 <w:szCs w:val="40"/>
-                <w:lang w:val="it-IT"/>
               </w:rPr>
             </w:pPr>
             <w:r>
@@ -30234,7 +31171,6 @@
                 <w:color w:val="000000"/>
                 <w:sz w:val="32"/>
                 <w:szCs w:val="40"/>
-                <w:lang w:val="it-IT"/>
               </w:rPr>
             </w:pPr>
             <w:r>
@@ -30565,7 +31501,6 @@
                 <w:rFonts w:cs="BRH Malayalam Extra"/>
                 <w:color w:val="000000"/>
                 <w:szCs w:val="40"/>
-                <w:lang w:val="it-IT"/>
               </w:rPr>
             </w:pPr>
           </w:p>
@@ -30605,6 +31540,7 @@
                 <w:cs/>
                 <w:lang w:bidi="ta-IN"/>
               </w:rPr>
+              <w:lastRenderedPageBreak/>
               <w:t>47</w:t>
             </w:r>
             <w:r>
@@ -30817,7 +31753,6 @@
                 <w:color w:val="000000"/>
                 <w:sz w:val="32"/>
                 <w:szCs w:val="40"/>
-                <w:lang w:val="it-IT"/>
               </w:rPr>
             </w:pPr>
             <w:r>
@@ -31610,7 +32545,6 @@
                 <w:rFonts w:cs="BRH Malayalam Extra"/>
                 <w:color w:val="000000"/>
                 <w:szCs w:val="40"/>
-                <w:lang w:val="it-IT"/>
               </w:rPr>
             </w:pPr>
             <w:r>
@@ -31978,7 +32912,6 @@
                 <w:color w:val="000000"/>
                 <w:sz w:val="32"/>
                 <w:szCs w:val="40"/>
-                <w:lang w:val="it-IT"/>
               </w:rPr>
             </w:pPr>
             <w:r>
@@ -32778,7 +33711,6 @@
                 <w:rFonts w:cs="BRH Malayalam Extra"/>
                 <w:color w:val="000000"/>
                 <w:szCs w:val="40"/>
-                <w:lang w:val="it-IT"/>
               </w:rPr>
             </w:pPr>
             <w:r>
@@ -33224,7 +34156,6 @@
                 <w:color w:val="000000"/>
                 <w:sz w:val="32"/>
                 <w:szCs w:val="40"/>
-                <w:lang w:val="it-IT"/>
               </w:rPr>
             </w:pPr>
             <w:r>
@@ -33650,7 +34581,6 @@
                 <w:color w:val="000000"/>
                 <w:sz w:val="32"/>
                 <w:szCs w:val="40"/>
-                <w:lang w:val="it-IT"/>
               </w:rPr>
               <w:t xml:space="preserve"> </w:t>
             </w:r>
@@ -33666,7 +34596,6 @@
                 <w:rFonts w:cs="BRH Malayalam Extra"/>
                 <w:color w:val="000000"/>
                 <w:szCs w:val="40"/>
-                <w:lang w:val="it-IT"/>
               </w:rPr>
             </w:pPr>
           </w:p>
@@ -33987,7 +34916,6 @@
                 <w:color w:val="000000"/>
                 <w:sz w:val="32"/>
                 <w:szCs w:val="40"/>
-                <w:lang w:val="it-IT"/>
               </w:rPr>
             </w:pPr>
             <w:r>
@@ -34416,7 +35344,6 @@
                 <w:color w:val="000000"/>
                 <w:sz w:val="32"/>
                 <w:szCs w:val="40"/>
-                <w:lang w:val="it-IT"/>
               </w:rPr>
               <w:t xml:space="preserve"> </w:t>
             </w:r>
@@ -34432,7 +35359,6 @@
                 <w:rFonts w:cs="BRH Malayalam Extra"/>
                 <w:color w:val="000000"/>
                 <w:szCs w:val="40"/>
-                <w:lang w:val="it-IT"/>
               </w:rPr>
             </w:pPr>
           </w:p>
@@ -34448,7 +35374,6 @@
           <w:sz w:val="32"/>
           <w:szCs w:val="32"/>
           <w:u w:val="single"/>
-          <w:lang w:val="it-IT"/>
         </w:rPr>
       </w:pPr>
     </w:p>
@@ -34472,7 +35397,6 @@
           <w:szCs w:val="32"/>
           <w:u w:val="single"/>
         </w:rPr>
-        <w:lastRenderedPageBreak/>
         <w:t>T</w:t>
       </w:r>
       <w:r>
@@ -34919,7 +35843,7 @@
 </file>
 
 <file path=word/endnotes.xml><?xml version="1.0" encoding="utf-8"?>
-<w:endnotes xmlns:wpc="http://schemas.microsoft.com/office/word/2010/wordprocessingCanvas" xmlns:cx="http://schemas.microsoft.com/office/drawing/2014/chartex" xmlns:cx1="http://schemas.microsoft.com/office/drawing/2015/9/8/chartex" xmlns:cx2="http://schemas.microsoft.com/office/drawing/2015/10/21/chartex" xmlns:cx3="http://schemas.microsoft.com/office/drawing/2016/5/9/chartex" xmlns:cx4="http://schemas.microsoft.com/office/drawing/2016/5/10/chartex" xmlns:cx5="http://schemas.microsoft.com/office/drawing/2016/5/11/chartex" xmlns:cx6="http://schemas.microsoft.com/office/drawing/2016/5/12/chartex" xmlns:cx7="http://schemas.microsoft.com/office/drawing/2016/5/13/chartex" xmlns:cx8="http://schemas.microsoft.com/office/drawing/2016/5/14/chartex" xmlns:mc="http://schemas.openxmlformats.org/markup-compatibility/2006" xmlns:aink="http://schemas.microsoft.com/office/drawing/2016/ink" xmlns:am3d="http://schemas.microsoft.com/office/drawing/2017/model3d" xmlns:o="urn:schemas-microsoft-com:office:office" xmlns:oel="http://schemas.microsoft.com/office/2019/extlst" xmlns:r="http://schemas.openxmlformats.org/officeDocument/2006/relationships" xmlns:m="http://schemas.openxmlformats.org/officeDocument/2006/math" xmlns:v="urn:schemas-microsoft-com:vml" xmlns:wp14="http://schemas.microsoft.com/office/word/2010/wordprocessingDrawing" xmlns:wp="http://schemas.openxmlformats.org/drawingml/2006/wordprocessingDrawing" xmlns:w10="urn:schemas-microsoft-com:office:word" xmlns:w="http://schemas.openxmlformats.org/wordprocessingml/2006/main" xmlns:w14="http://schemas.microsoft.com/office/word/2010/wordml" xmlns:w15="http://schemas.microsoft.com/office/word/2012/wordml" xmlns:w16cex="http://schemas.microsoft.com/office/word/2018/wordml/cex" xmlns:w16cid="http://schemas.microsoft.com/office/word/2016/wordml/cid" xmlns:w16="http://schemas.microsoft.com/office/word/2018/wordml" xmlns:w16sdtdh="http://schemas.microsoft.com/office/word/2020/wordml/sdtdatahash" xmlns:w16se="http://schemas.microsoft.com/office/word/2015/wordml/symex" xmlns:wpg="http://schemas.microsoft.com/office/word/2010/wordprocessingGroup" xmlns:wpi="http://schemas.microsoft.com/office/word/2010/wordprocessingInk" xmlns:wne="http://schemas.microsoft.com/office/word/2006/wordml" xmlns:wps="http://schemas.microsoft.com/office/word/2010/wordprocessingShape" mc:Ignorable="w14 w15 w16se w16cid w16 w16cex w16sdtdh wp14">
+<w:endnotes xmlns:wpc="http://schemas.microsoft.com/office/word/2010/wordprocessingCanvas" xmlns:cx="http://schemas.microsoft.com/office/drawing/2014/chartex" xmlns:cx1="http://schemas.microsoft.com/office/drawing/2015/9/8/chartex" xmlns:cx2="http://schemas.microsoft.com/office/drawing/2015/10/21/chartex" xmlns:cx3="http://schemas.microsoft.com/office/drawing/2016/5/9/chartex" xmlns:cx4="http://schemas.microsoft.com/office/drawing/2016/5/10/chartex" xmlns:cx5="http://schemas.microsoft.com/office/drawing/2016/5/11/chartex" xmlns:cx6="http://schemas.microsoft.com/office/drawing/2016/5/12/chartex" xmlns:cx7="http://schemas.microsoft.com/office/drawing/2016/5/13/chartex" xmlns:cx8="http://schemas.microsoft.com/office/drawing/2016/5/14/chartex" xmlns:mc="http://schemas.openxmlformats.org/markup-compatibility/2006" xmlns:aink="http://schemas.microsoft.com/office/drawing/2016/ink" xmlns:am3d="http://schemas.microsoft.com/office/drawing/2017/model3d" xmlns:o="urn:schemas-microsoft-com:office:office" xmlns:oel="http://schemas.microsoft.com/office/2019/extlst" xmlns:r="http://schemas.openxmlformats.org/officeDocument/2006/relationships" xmlns:m="http://schemas.openxmlformats.org/officeDocument/2006/math" xmlns:v="urn:schemas-microsoft-com:vml" xmlns:wp14="http://schemas.microsoft.com/office/word/2010/wordprocessingDrawing" xmlns:wp="http://schemas.openxmlformats.org/drawingml/2006/wordprocessingDrawing" xmlns:w10="urn:schemas-microsoft-com:office:word" xmlns:w="http://schemas.openxmlformats.org/wordprocessingml/2006/main" xmlns:w14="http://schemas.microsoft.com/office/word/2010/wordml" xmlns:w15="http://schemas.microsoft.com/office/word/2012/wordml" xmlns:w16cex="http://schemas.microsoft.com/office/word/2018/wordml/cex" xmlns:w16cid="http://schemas.microsoft.com/office/word/2016/wordml/cid" xmlns:w16="http://schemas.microsoft.com/office/word/2018/wordml" xmlns:w16du="http://schemas.microsoft.com/office/word/2023/wordml/word16du" xmlns:w16sdtdh="http://schemas.microsoft.com/office/word/2020/wordml/sdtdatahash" xmlns:w16sdtfl="http://schemas.microsoft.com/office/word/2024/wordml/sdtformatlock" xmlns:w16se="http://schemas.microsoft.com/office/word/2015/wordml/symex" xmlns:wpg="http://schemas.microsoft.com/office/word/2010/wordprocessingGroup" xmlns:wpi="http://schemas.microsoft.com/office/word/2010/wordprocessingInk" xmlns:wne="http://schemas.microsoft.com/office/word/2006/wordml" xmlns:wps="http://schemas.microsoft.com/office/word/2010/wordprocessingShape" mc:Ignorable="w14 w15 w16se w16cid w16 w16cex w16sdtdh w16sdtfl w16du wp14">
   <w:endnote w:type="separator" w:id="-1">
     <w:p>
       <w:pPr>
@@ -34944,7 +35868,7 @@
 </file>
 
 <file path=word/footer1.xml><?xml version="1.0" encoding="utf-8"?>
-<w:ftr xmlns:wpc="http://schemas.microsoft.com/office/word/2010/wordprocessingCanvas" xmlns:cx="http://schemas.microsoft.com/office/drawing/2014/chartex" xmlns:cx1="http://schemas.microsoft.com/office/drawing/2015/9/8/chartex" xmlns:cx2="http://schemas.microsoft.com/office/drawing/2015/10/21/chartex" xmlns:cx3="http://schemas.microsoft.com/office/drawing/2016/5/9/chartex" xmlns:cx4="http://schemas.microsoft.com/office/drawing/2016/5/10/chartex" xmlns:cx5="http://schemas.microsoft.com/office/drawing/2016/5/11/chartex" xmlns:cx6="http://schemas.microsoft.com/office/drawing/2016/5/12/chartex" xmlns:cx7="http://schemas.microsoft.com/office/drawing/2016/5/13/chartex" xmlns:cx8="http://schemas.microsoft.com/office/drawing/2016/5/14/chartex" xmlns:mc="http://schemas.openxmlformats.org/markup-compatibility/2006" xmlns:aink="http://schemas.microsoft.com/office/drawing/2016/ink" xmlns:am3d="http://schemas.microsoft.com/office/drawing/2017/model3d" xmlns:o="urn:schemas-microsoft-com:office:office" xmlns:oel="http://schemas.microsoft.com/office/2019/extlst" xmlns:r="http://schemas.openxmlformats.org/officeDocument/2006/relationships" xmlns:m="http://schemas.openxmlformats.org/officeDocument/2006/math" xmlns:v="urn:schemas-microsoft-com:vml" xmlns:wp14="http://schemas.microsoft.com/office/word/2010/wordprocessingDrawing" xmlns:wp="http://schemas.openxmlformats.org/drawingml/2006/wordprocessingDrawing" xmlns:w10="urn:schemas-microsoft-com:office:word" xmlns:w="http://schemas.openxmlformats.org/wordprocessingml/2006/main" xmlns:w14="http://schemas.microsoft.com/office/word/2010/wordml" xmlns:w15="http://schemas.microsoft.com/office/word/2012/wordml" xmlns:w16cex="http://schemas.microsoft.com/office/word/2018/wordml/cex" xmlns:w16cid="http://schemas.microsoft.com/office/word/2016/wordml/cid" xmlns:w16="http://schemas.microsoft.com/office/word/2018/wordml" xmlns:w16sdtdh="http://schemas.microsoft.com/office/word/2020/wordml/sdtdatahash" xmlns:w16se="http://schemas.microsoft.com/office/word/2015/wordml/symex" xmlns:wpg="http://schemas.microsoft.com/office/word/2010/wordprocessingGroup" xmlns:wpi="http://schemas.microsoft.com/office/word/2010/wordprocessingInk" xmlns:wne="http://schemas.microsoft.com/office/word/2006/wordml" xmlns:wps="http://schemas.microsoft.com/office/word/2010/wordprocessingShape" mc:Ignorable="w14 w15 w16se w16cid w16 w16cex w16sdtdh wp14">
+<w:ftr xmlns:wpc="http://schemas.microsoft.com/office/word/2010/wordprocessingCanvas" xmlns:cx="http://schemas.microsoft.com/office/drawing/2014/chartex" xmlns:cx1="http://schemas.microsoft.com/office/drawing/2015/9/8/chartex" xmlns:cx2="http://schemas.microsoft.com/office/drawing/2015/10/21/chartex" xmlns:cx3="http://schemas.microsoft.com/office/drawing/2016/5/9/chartex" xmlns:cx4="http://schemas.microsoft.com/office/drawing/2016/5/10/chartex" xmlns:cx5="http://schemas.microsoft.com/office/drawing/2016/5/11/chartex" xmlns:cx6="http://schemas.microsoft.com/office/drawing/2016/5/12/chartex" xmlns:cx7="http://schemas.microsoft.com/office/drawing/2016/5/13/chartex" xmlns:cx8="http://schemas.microsoft.com/office/drawing/2016/5/14/chartex" xmlns:mc="http://schemas.openxmlformats.org/markup-compatibility/2006" xmlns:aink="http://schemas.microsoft.com/office/drawing/2016/ink" xmlns:am3d="http://schemas.microsoft.com/office/drawing/2017/model3d" xmlns:o="urn:schemas-microsoft-com:office:office" xmlns:oel="http://schemas.microsoft.com/office/2019/extlst" xmlns:r="http://schemas.openxmlformats.org/officeDocument/2006/relationships" xmlns:m="http://schemas.openxmlformats.org/officeDocument/2006/math" xmlns:v="urn:schemas-microsoft-com:vml" xmlns:wp14="http://schemas.microsoft.com/office/word/2010/wordprocessingDrawing" xmlns:wp="http://schemas.openxmlformats.org/drawingml/2006/wordprocessingDrawing" xmlns:w10="urn:schemas-microsoft-com:office:word" xmlns:w="http://schemas.openxmlformats.org/wordprocessingml/2006/main" xmlns:w14="http://schemas.microsoft.com/office/word/2010/wordml" xmlns:w15="http://schemas.microsoft.com/office/word/2012/wordml" xmlns:w16cex="http://schemas.microsoft.com/office/word/2018/wordml/cex" xmlns:w16cid="http://schemas.microsoft.com/office/word/2016/wordml/cid" xmlns:w16="http://schemas.microsoft.com/office/word/2018/wordml" xmlns:w16du="http://schemas.microsoft.com/office/word/2023/wordml/word16du" xmlns:w16sdtdh="http://schemas.microsoft.com/office/word/2020/wordml/sdtdatahash" xmlns:w16sdtfl="http://schemas.microsoft.com/office/word/2024/wordml/sdtformatlock" xmlns:w16se="http://schemas.microsoft.com/office/word/2015/wordml/symex" xmlns:wpg="http://schemas.microsoft.com/office/word/2010/wordprocessingGroup" xmlns:wpi="http://schemas.microsoft.com/office/word/2010/wordprocessingInk" xmlns:wne="http://schemas.microsoft.com/office/word/2006/wordml" xmlns:wps="http://schemas.microsoft.com/office/word/2010/wordprocessingShape" mc:Ignorable="w14 w15 w16se w16cid w16 w16cex w16sdtdh w16sdtfl w16du wp14">
   <w:p>
     <w:pPr>
       <w:pBdr>
@@ -35126,7 +36050,7 @@
 </file>
 
 <file path=word/footer2.xml><?xml version="1.0" encoding="utf-8"?>
-<w:ftr xmlns:wpc="http://schemas.microsoft.com/office/word/2010/wordprocessingCanvas" xmlns:cx="http://schemas.microsoft.com/office/drawing/2014/chartex" xmlns:cx1="http://schemas.microsoft.com/office/drawing/2015/9/8/chartex" xmlns:cx2="http://schemas.microsoft.com/office/drawing/2015/10/21/chartex" xmlns:cx3="http://schemas.microsoft.com/office/drawing/2016/5/9/chartex" xmlns:cx4="http://schemas.microsoft.com/office/drawing/2016/5/10/chartex" xmlns:cx5="http://schemas.microsoft.com/office/drawing/2016/5/11/chartex" xmlns:cx6="http://schemas.microsoft.com/office/drawing/2016/5/12/chartex" xmlns:cx7="http://schemas.microsoft.com/office/drawing/2016/5/13/chartex" xmlns:cx8="http://schemas.microsoft.com/office/drawing/2016/5/14/chartex" xmlns:mc="http://schemas.openxmlformats.org/markup-compatibility/2006" xmlns:aink="http://schemas.microsoft.com/office/drawing/2016/ink" xmlns:am3d="http://schemas.microsoft.com/office/drawing/2017/model3d" xmlns:o="urn:schemas-microsoft-com:office:office" xmlns:oel="http://schemas.microsoft.com/office/2019/extlst" xmlns:r="http://schemas.openxmlformats.org/officeDocument/2006/relationships" xmlns:m="http://schemas.openxmlformats.org/officeDocument/2006/math" xmlns:v="urn:schemas-microsoft-com:vml" xmlns:wp14="http://schemas.microsoft.com/office/word/2010/wordprocessingDrawing" xmlns:wp="http://schemas.openxmlformats.org/drawingml/2006/wordprocessingDrawing" xmlns:w10="urn:schemas-microsoft-com:office:word" xmlns:w="http://schemas.openxmlformats.org/wordprocessingml/2006/main" xmlns:w14="http://schemas.microsoft.com/office/word/2010/wordml" xmlns:w15="http://schemas.microsoft.com/office/word/2012/wordml" xmlns:w16cex="http://schemas.microsoft.com/office/word/2018/wordml/cex" xmlns:w16cid="http://schemas.microsoft.com/office/word/2016/wordml/cid" xmlns:w16="http://schemas.microsoft.com/office/word/2018/wordml" xmlns:w16sdtdh="http://schemas.microsoft.com/office/word/2020/wordml/sdtdatahash" xmlns:w16se="http://schemas.microsoft.com/office/word/2015/wordml/symex" xmlns:wpg="http://schemas.microsoft.com/office/word/2010/wordprocessingGroup" xmlns:wpi="http://schemas.microsoft.com/office/word/2010/wordprocessingInk" xmlns:wne="http://schemas.microsoft.com/office/word/2006/wordml" xmlns:wps="http://schemas.microsoft.com/office/word/2010/wordprocessingShape" mc:Ignorable="w14 w15 w16se w16cid w16 w16cex w16sdtdh wp14">
+<w:ftr xmlns:wpc="http://schemas.microsoft.com/office/word/2010/wordprocessingCanvas" xmlns:cx="http://schemas.microsoft.com/office/drawing/2014/chartex" xmlns:cx1="http://schemas.microsoft.com/office/drawing/2015/9/8/chartex" xmlns:cx2="http://schemas.microsoft.com/office/drawing/2015/10/21/chartex" xmlns:cx3="http://schemas.microsoft.com/office/drawing/2016/5/9/chartex" xmlns:cx4="http://schemas.microsoft.com/office/drawing/2016/5/10/chartex" xmlns:cx5="http://schemas.microsoft.com/office/drawing/2016/5/11/chartex" xmlns:cx6="http://schemas.microsoft.com/office/drawing/2016/5/12/chartex" xmlns:cx7="http://schemas.microsoft.com/office/drawing/2016/5/13/chartex" xmlns:cx8="http://schemas.microsoft.com/office/drawing/2016/5/14/chartex" xmlns:mc="http://schemas.openxmlformats.org/markup-compatibility/2006" xmlns:aink="http://schemas.microsoft.com/office/drawing/2016/ink" xmlns:am3d="http://schemas.microsoft.com/office/drawing/2017/model3d" xmlns:o="urn:schemas-microsoft-com:office:office" xmlns:oel="http://schemas.microsoft.com/office/2019/extlst" xmlns:r="http://schemas.openxmlformats.org/officeDocument/2006/relationships" xmlns:m="http://schemas.openxmlformats.org/officeDocument/2006/math" xmlns:v="urn:schemas-microsoft-com:vml" xmlns:wp14="http://schemas.microsoft.com/office/word/2010/wordprocessingDrawing" xmlns:wp="http://schemas.openxmlformats.org/drawingml/2006/wordprocessingDrawing" xmlns:w10="urn:schemas-microsoft-com:office:word" xmlns:w="http://schemas.openxmlformats.org/wordprocessingml/2006/main" xmlns:w14="http://schemas.microsoft.com/office/word/2010/wordml" xmlns:w15="http://schemas.microsoft.com/office/word/2012/wordml" xmlns:w16cex="http://schemas.microsoft.com/office/word/2018/wordml/cex" xmlns:w16cid="http://schemas.microsoft.com/office/word/2016/wordml/cid" xmlns:w16="http://schemas.microsoft.com/office/word/2018/wordml" xmlns:w16du="http://schemas.microsoft.com/office/word/2023/wordml/word16du" xmlns:w16sdtdh="http://schemas.microsoft.com/office/word/2020/wordml/sdtdatahash" xmlns:w16sdtfl="http://schemas.microsoft.com/office/word/2024/wordml/sdtformatlock" xmlns:w16se="http://schemas.microsoft.com/office/word/2015/wordml/symex" xmlns:wpg="http://schemas.microsoft.com/office/word/2010/wordprocessingGroup" xmlns:wpi="http://schemas.microsoft.com/office/word/2010/wordprocessingInk" xmlns:wne="http://schemas.microsoft.com/office/word/2006/wordml" xmlns:wps="http://schemas.microsoft.com/office/word/2010/wordprocessingShape" mc:Ignorable="w14 w15 w16se w16cid w16 w16cex w16sdtdh w16sdtfl w16du wp14">
   <w:p>
     <w:pPr>
       <w:pBdr>
@@ -35333,7 +36257,7 @@
 </file>
 
 <file path=word/footnotes.xml><?xml version="1.0" encoding="utf-8"?>
-<w:footnotes xmlns:wpc="http://schemas.microsoft.com/office/word/2010/wordprocessingCanvas" xmlns:cx="http://schemas.microsoft.com/office/drawing/2014/chartex" xmlns:cx1="http://schemas.microsoft.com/office/drawing/2015/9/8/chartex" xmlns:cx2="http://schemas.microsoft.com/office/drawing/2015/10/21/chartex" xmlns:cx3="http://schemas.microsoft.com/office/drawing/2016/5/9/chartex" xmlns:cx4="http://schemas.microsoft.com/office/drawing/2016/5/10/chartex" xmlns:cx5="http://schemas.microsoft.com/office/drawing/2016/5/11/chartex" xmlns:cx6="http://schemas.microsoft.com/office/drawing/2016/5/12/chartex" xmlns:cx7="http://schemas.microsoft.com/office/drawing/2016/5/13/chartex" xmlns:cx8="http://schemas.microsoft.com/office/drawing/2016/5/14/chartex" xmlns:mc="http://schemas.openxmlformats.org/markup-compatibility/2006" xmlns:aink="http://schemas.microsoft.com/office/drawing/2016/ink" xmlns:am3d="http://schemas.microsoft.com/office/drawing/2017/model3d" xmlns:o="urn:schemas-microsoft-com:office:office" xmlns:oel="http://schemas.microsoft.com/office/2019/extlst" xmlns:r="http://schemas.openxmlformats.org/officeDocument/2006/relationships" xmlns:m="http://schemas.openxmlformats.org/officeDocument/2006/math" xmlns:v="urn:schemas-microsoft-com:vml" xmlns:wp14="http://schemas.microsoft.com/office/word/2010/wordprocessingDrawing" xmlns:wp="http://schemas.openxmlformats.org/drawingml/2006/wordprocessingDrawing" xmlns:w10="urn:schemas-microsoft-com:office:word" xmlns:w="http://schemas.openxmlformats.org/wordprocessingml/2006/main" xmlns:w14="http://schemas.microsoft.com/office/word/2010/wordml" xmlns:w15="http://schemas.microsoft.com/office/word/2012/wordml" xmlns:w16cex="http://schemas.microsoft.com/office/word/2018/wordml/cex" xmlns:w16cid="http://schemas.microsoft.com/office/word/2016/wordml/cid" xmlns:w16="http://schemas.microsoft.com/office/word/2018/wordml" xmlns:w16sdtdh="http://schemas.microsoft.com/office/word/2020/wordml/sdtdatahash" xmlns:w16se="http://schemas.microsoft.com/office/word/2015/wordml/symex" xmlns:wpg="http://schemas.microsoft.com/office/word/2010/wordprocessingGroup" xmlns:wpi="http://schemas.microsoft.com/office/word/2010/wordprocessingInk" xmlns:wne="http://schemas.microsoft.com/office/word/2006/wordml" xmlns:wps="http://schemas.microsoft.com/office/word/2010/wordprocessingShape" mc:Ignorable="w14 w15 w16se w16cid w16 w16cex w16sdtdh wp14">
+<w:footnotes xmlns:wpc="http://schemas.microsoft.com/office/word/2010/wordprocessingCanvas" xmlns:cx="http://schemas.microsoft.com/office/drawing/2014/chartex" xmlns:cx1="http://schemas.microsoft.com/office/drawing/2015/9/8/chartex" xmlns:cx2="http://schemas.microsoft.com/office/drawing/2015/10/21/chartex" xmlns:cx3="http://schemas.microsoft.com/office/drawing/2016/5/9/chartex" xmlns:cx4="http://schemas.microsoft.com/office/drawing/2016/5/10/chartex" xmlns:cx5="http://schemas.microsoft.com/office/drawing/2016/5/11/chartex" xmlns:cx6="http://schemas.microsoft.com/office/drawing/2016/5/12/chartex" xmlns:cx7="http://schemas.microsoft.com/office/drawing/2016/5/13/chartex" xmlns:cx8="http://schemas.microsoft.com/office/drawing/2016/5/14/chartex" xmlns:mc="http://schemas.openxmlformats.org/markup-compatibility/2006" xmlns:aink="http://schemas.microsoft.com/office/drawing/2016/ink" xmlns:am3d="http://schemas.microsoft.com/office/drawing/2017/model3d" xmlns:o="urn:schemas-microsoft-com:office:office" xmlns:oel="http://schemas.microsoft.com/office/2019/extlst" xmlns:r="http://schemas.openxmlformats.org/officeDocument/2006/relationships" xmlns:m="http://schemas.openxmlformats.org/officeDocument/2006/math" xmlns:v="urn:schemas-microsoft-com:vml" xmlns:wp14="http://schemas.microsoft.com/office/word/2010/wordprocessingDrawing" xmlns:wp="http://schemas.openxmlformats.org/drawingml/2006/wordprocessingDrawing" xmlns:w10="urn:schemas-microsoft-com:office:word" xmlns:w="http://schemas.openxmlformats.org/wordprocessingml/2006/main" xmlns:w14="http://schemas.microsoft.com/office/word/2010/wordml" xmlns:w15="http://schemas.microsoft.com/office/word/2012/wordml" xmlns:w16cex="http://schemas.microsoft.com/office/word/2018/wordml/cex" xmlns:w16cid="http://schemas.microsoft.com/office/word/2016/wordml/cid" xmlns:w16="http://schemas.microsoft.com/office/word/2018/wordml" xmlns:w16du="http://schemas.microsoft.com/office/word/2023/wordml/word16du" xmlns:w16sdtdh="http://schemas.microsoft.com/office/word/2020/wordml/sdtdatahash" xmlns:w16sdtfl="http://schemas.microsoft.com/office/word/2024/wordml/sdtformatlock" xmlns:w16se="http://schemas.microsoft.com/office/word/2015/wordml/symex" xmlns:wpg="http://schemas.microsoft.com/office/word/2010/wordprocessingGroup" xmlns:wpi="http://schemas.microsoft.com/office/word/2010/wordprocessingInk" xmlns:wne="http://schemas.microsoft.com/office/word/2006/wordml" xmlns:wps="http://schemas.microsoft.com/office/word/2010/wordprocessingShape" mc:Ignorable="w14 w15 w16se w16cid w16 w16cex w16sdtdh w16sdtfl w16du wp14">
   <w:footnote w:type="separator" w:id="-1">
     <w:p>
       <w:pPr>
@@ -35358,7 +36282,7 @@
 </file>
 
 <file path=word/header1.xml><?xml version="1.0" encoding="utf-8"?>
-<w:hdr xmlns:wpc="http://schemas.microsoft.com/office/word/2010/wordprocessingCanvas" xmlns:cx="http://schemas.microsoft.com/office/drawing/2014/chartex" xmlns:cx1="http://schemas.microsoft.com/office/drawing/2015/9/8/chartex" xmlns:cx2="http://schemas.microsoft.com/office/drawing/2015/10/21/chartex" xmlns:cx3="http://schemas.microsoft.com/office/drawing/2016/5/9/chartex" xmlns:cx4="http://schemas.microsoft.com/office/drawing/2016/5/10/chartex" xmlns:cx5="http://schemas.microsoft.com/office/drawing/2016/5/11/chartex" xmlns:cx6="http://schemas.microsoft.com/office/drawing/2016/5/12/chartex" xmlns:cx7="http://schemas.microsoft.com/office/drawing/2016/5/13/chartex" xmlns:cx8="http://schemas.microsoft.com/office/drawing/2016/5/14/chartex" xmlns:mc="http://schemas.openxmlformats.org/markup-compatibility/2006" xmlns:aink="http://schemas.microsoft.com/office/drawing/2016/ink" xmlns:am3d="http://schemas.microsoft.com/office/drawing/2017/model3d" xmlns:o="urn:schemas-microsoft-com:office:office" xmlns:oel="http://schemas.microsoft.com/office/2019/extlst" xmlns:r="http://schemas.openxmlformats.org/officeDocument/2006/relationships" xmlns:m="http://schemas.openxmlformats.org/officeDocument/2006/math" xmlns:v="urn:schemas-microsoft-com:vml" xmlns:wp14="http://schemas.microsoft.com/office/word/2010/wordprocessingDrawing" xmlns:wp="http://schemas.openxmlformats.org/drawingml/2006/wordprocessingDrawing" xmlns:w10="urn:schemas-microsoft-com:office:word" xmlns:w="http://schemas.openxmlformats.org/wordprocessingml/2006/main" xmlns:w14="http://schemas.microsoft.com/office/word/2010/wordml" xmlns:w15="http://schemas.microsoft.com/office/word/2012/wordml" xmlns:w16cex="http://schemas.microsoft.com/office/word/2018/wordml/cex" xmlns:w16cid="http://schemas.microsoft.com/office/word/2016/wordml/cid" xmlns:w16="http://schemas.microsoft.com/office/word/2018/wordml" xmlns:w16sdtdh="http://schemas.microsoft.com/office/word/2020/wordml/sdtdatahash" xmlns:w16se="http://schemas.microsoft.com/office/word/2015/wordml/symex" xmlns:wpg="http://schemas.microsoft.com/office/word/2010/wordprocessingGroup" xmlns:wpi="http://schemas.microsoft.com/office/word/2010/wordprocessingInk" xmlns:wne="http://schemas.microsoft.com/office/word/2006/wordml" xmlns:wps="http://schemas.microsoft.com/office/word/2010/wordprocessingShape" mc:Ignorable="w14 w15 w16se w16cid w16 w16cex w16sdtdh wp14">
+<w:hdr xmlns:wpc="http://schemas.microsoft.com/office/word/2010/wordprocessingCanvas" xmlns:cx="http://schemas.microsoft.com/office/drawing/2014/chartex" xmlns:cx1="http://schemas.microsoft.com/office/drawing/2015/9/8/chartex" xmlns:cx2="http://schemas.microsoft.com/office/drawing/2015/10/21/chartex" xmlns:cx3="http://schemas.microsoft.com/office/drawing/2016/5/9/chartex" xmlns:cx4="http://schemas.microsoft.com/office/drawing/2016/5/10/chartex" xmlns:cx5="http://schemas.microsoft.com/office/drawing/2016/5/11/chartex" xmlns:cx6="http://schemas.microsoft.com/office/drawing/2016/5/12/chartex" xmlns:cx7="http://schemas.microsoft.com/office/drawing/2016/5/13/chartex" xmlns:cx8="http://schemas.microsoft.com/office/drawing/2016/5/14/chartex" xmlns:mc="http://schemas.openxmlformats.org/markup-compatibility/2006" xmlns:aink="http://schemas.microsoft.com/office/drawing/2016/ink" xmlns:am3d="http://schemas.microsoft.com/office/drawing/2017/model3d" xmlns:o="urn:schemas-microsoft-com:office:office" xmlns:oel="http://schemas.microsoft.com/office/2019/extlst" xmlns:r="http://schemas.openxmlformats.org/officeDocument/2006/relationships" xmlns:m="http://schemas.openxmlformats.org/officeDocument/2006/math" xmlns:v="urn:schemas-microsoft-com:vml" xmlns:wp14="http://schemas.microsoft.com/office/word/2010/wordprocessingDrawing" xmlns:wp="http://schemas.openxmlformats.org/drawingml/2006/wordprocessingDrawing" xmlns:w10="urn:schemas-microsoft-com:office:word" xmlns:w="http://schemas.openxmlformats.org/wordprocessingml/2006/main" xmlns:w14="http://schemas.microsoft.com/office/word/2010/wordml" xmlns:w15="http://schemas.microsoft.com/office/word/2012/wordml" xmlns:w16cex="http://schemas.microsoft.com/office/word/2018/wordml/cex" xmlns:w16cid="http://schemas.microsoft.com/office/word/2016/wordml/cid" xmlns:w16="http://schemas.microsoft.com/office/word/2018/wordml" xmlns:w16du="http://schemas.microsoft.com/office/word/2023/wordml/word16du" xmlns:w16sdtdh="http://schemas.microsoft.com/office/word/2020/wordml/sdtdatahash" xmlns:w16sdtfl="http://schemas.microsoft.com/office/word/2024/wordml/sdtformatlock" xmlns:w16se="http://schemas.microsoft.com/office/word/2015/wordml/symex" xmlns:wpg="http://schemas.microsoft.com/office/word/2010/wordprocessingGroup" xmlns:wpi="http://schemas.microsoft.com/office/word/2010/wordprocessingInk" xmlns:wne="http://schemas.microsoft.com/office/word/2006/wordml" xmlns:wps="http://schemas.microsoft.com/office/word/2010/wordprocessingShape" mc:Ignorable="w14 w15 w16se w16cid w16 w16cex w16sdtdh w16sdtfl w16du wp14">
   <w:p>
     <w:pPr>
       <w:pStyle w:val="Header"/>
@@ -35379,7 +36303,7 @@
 </file>
 
 <file path=word/header2.xml><?xml version="1.0" encoding="utf-8"?>
-<w:hdr xmlns:wpc="http://schemas.microsoft.com/office/word/2010/wordprocessingCanvas" xmlns:cx="http://schemas.microsoft.com/office/drawing/2014/chartex" xmlns:cx1="http://schemas.microsoft.com/office/drawing/2015/9/8/chartex" xmlns:cx2="http://schemas.microsoft.com/office/drawing/2015/10/21/chartex" xmlns:cx3="http://schemas.microsoft.com/office/drawing/2016/5/9/chartex" xmlns:cx4="http://schemas.microsoft.com/office/drawing/2016/5/10/chartex" xmlns:cx5="http://schemas.microsoft.com/office/drawing/2016/5/11/chartex" xmlns:cx6="http://schemas.microsoft.com/office/drawing/2016/5/12/chartex" xmlns:cx7="http://schemas.microsoft.com/office/drawing/2016/5/13/chartex" xmlns:cx8="http://schemas.microsoft.com/office/drawing/2016/5/14/chartex" xmlns:mc="http://schemas.openxmlformats.org/markup-compatibility/2006" xmlns:aink="http://schemas.microsoft.com/office/drawing/2016/ink" xmlns:am3d="http://schemas.microsoft.com/office/drawing/2017/model3d" xmlns:o="urn:schemas-microsoft-com:office:office" xmlns:oel="http://schemas.microsoft.com/office/2019/extlst" xmlns:r="http://schemas.openxmlformats.org/officeDocument/2006/relationships" xmlns:m="http://schemas.openxmlformats.org/officeDocument/2006/math" xmlns:v="urn:schemas-microsoft-com:vml" xmlns:wp14="http://schemas.microsoft.com/office/word/2010/wordprocessingDrawing" xmlns:wp="http://schemas.openxmlformats.org/drawingml/2006/wordprocessingDrawing" xmlns:w10="urn:schemas-microsoft-com:office:word" xmlns:w="http://schemas.openxmlformats.org/wordprocessingml/2006/main" xmlns:w14="http://schemas.microsoft.com/office/word/2010/wordml" xmlns:w15="http://schemas.microsoft.com/office/word/2012/wordml" xmlns:w16cex="http://schemas.microsoft.com/office/word/2018/wordml/cex" xmlns:w16cid="http://schemas.microsoft.com/office/word/2016/wordml/cid" xmlns:w16="http://schemas.microsoft.com/office/word/2018/wordml" xmlns:w16sdtdh="http://schemas.microsoft.com/office/word/2020/wordml/sdtdatahash" xmlns:w16se="http://schemas.microsoft.com/office/word/2015/wordml/symex" xmlns:wpg="http://schemas.microsoft.com/office/word/2010/wordprocessingGroup" xmlns:wpi="http://schemas.microsoft.com/office/word/2010/wordprocessingInk" xmlns:wne="http://schemas.microsoft.com/office/word/2006/wordml" xmlns:wps="http://schemas.microsoft.com/office/word/2010/wordprocessingShape" mc:Ignorable="w14 w15 w16se w16cid w16 w16cex w16sdtdh wp14">
+<w:hdr xmlns:wpc="http://schemas.microsoft.com/office/word/2010/wordprocessingCanvas" xmlns:cx="http://schemas.microsoft.com/office/drawing/2014/chartex" xmlns:cx1="http://schemas.microsoft.com/office/drawing/2015/9/8/chartex" xmlns:cx2="http://schemas.microsoft.com/office/drawing/2015/10/21/chartex" xmlns:cx3="http://schemas.microsoft.com/office/drawing/2016/5/9/chartex" xmlns:cx4="http://schemas.microsoft.com/office/drawing/2016/5/10/chartex" xmlns:cx5="http://schemas.microsoft.com/office/drawing/2016/5/11/chartex" xmlns:cx6="http://schemas.microsoft.com/office/drawing/2016/5/12/chartex" xmlns:cx7="http://schemas.microsoft.com/office/drawing/2016/5/13/chartex" xmlns:cx8="http://schemas.microsoft.com/office/drawing/2016/5/14/chartex" xmlns:mc="http://schemas.openxmlformats.org/markup-compatibility/2006" xmlns:aink="http://schemas.microsoft.com/office/drawing/2016/ink" xmlns:am3d="http://schemas.microsoft.com/office/drawing/2017/model3d" xmlns:o="urn:schemas-microsoft-com:office:office" xmlns:oel="http://schemas.microsoft.com/office/2019/extlst" xmlns:r="http://schemas.openxmlformats.org/officeDocument/2006/relationships" xmlns:m="http://schemas.openxmlformats.org/officeDocument/2006/math" xmlns:v="urn:schemas-microsoft-com:vml" xmlns:wp14="http://schemas.microsoft.com/office/word/2010/wordprocessingDrawing" xmlns:wp="http://schemas.openxmlformats.org/drawingml/2006/wordprocessingDrawing" xmlns:w10="urn:schemas-microsoft-com:office:word" xmlns:w="http://schemas.openxmlformats.org/wordprocessingml/2006/main" xmlns:w14="http://schemas.microsoft.com/office/word/2010/wordml" xmlns:w15="http://schemas.microsoft.com/office/word/2012/wordml" xmlns:w16cex="http://schemas.microsoft.com/office/word/2018/wordml/cex" xmlns:w16cid="http://schemas.microsoft.com/office/word/2016/wordml/cid" xmlns:w16="http://schemas.microsoft.com/office/word/2018/wordml" xmlns:w16du="http://schemas.microsoft.com/office/word/2023/wordml/word16du" xmlns:w16sdtdh="http://schemas.microsoft.com/office/word/2020/wordml/sdtdatahash" xmlns:w16sdtfl="http://schemas.microsoft.com/office/word/2024/wordml/sdtformatlock" xmlns:w16se="http://schemas.microsoft.com/office/word/2015/wordml/symex" xmlns:wpg="http://schemas.microsoft.com/office/word/2010/wordprocessingGroup" xmlns:wpi="http://schemas.microsoft.com/office/word/2010/wordprocessingInk" xmlns:wne="http://schemas.microsoft.com/office/word/2006/wordml" xmlns:wps="http://schemas.microsoft.com/office/word/2010/wordprocessingShape" mc:Ignorable="w14 w15 w16se w16cid w16 w16cex w16sdtdh w16sdtfl w16du wp14">
   <w:p>
     <w:pPr>
       <w:pStyle w:val="Header"/>
@@ -35392,7 +36316,7 @@
 </file>
 
 <file path=word/styles.xml><?xml version="1.0" encoding="utf-8"?>
-<w:styles xmlns:mc="http://schemas.openxmlformats.org/markup-compatibility/2006" xmlns:r="http://schemas.openxmlformats.org/officeDocument/2006/relationships" xmlns:w="http://schemas.openxmlformats.org/wordprocessingml/2006/main" xmlns:w14="http://schemas.microsoft.com/office/word/2010/wordml" xmlns:w15="http://schemas.microsoft.com/office/word/2012/wordml" xmlns:w16cex="http://schemas.microsoft.com/office/word/2018/wordml/cex" xmlns:w16cid="http://schemas.microsoft.com/office/word/2016/wordml/cid" xmlns:w16="http://schemas.microsoft.com/office/word/2018/wordml" xmlns:w16sdtdh="http://schemas.microsoft.com/office/word/2020/wordml/sdtdatahash" xmlns:w16se="http://schemas.microsoft.com/office/word/2015/wordml/symex" mc:Ignorable="w14 w15 w16se w16cid w16 w16cex w16sdtdh">
+<w:styles xmlns:mc="http://schemas.openxmlformats.org/markup-compatibility/2006" xmlns:r="http://schemas.openxmlformats.org/officeDocument/2006/relationships" xmlns:w="http://schemas.openxmlformats.org/wordprocessingml/2006/main" xmlns:w14="http://schemas.microsoft.com/office/word/2010/wordml" xmlns:w15="http://schemas.microsoft.com/office/word/2012/wordml" xmlns:w16cex="http://schemas.microsoft.com/office/word/2018/wordml/cex" xmlns:w16cid="http://schemas.microsoft.com/office/word/2016/wordml/cid" xmlns:w16="http://schemas.microsoft.com/office/word/2018/wordml" xmlns:w16du="http://schemas.microsoft.com/office/word/2023/wordml/word16du" xmlns:w16sdtdh="http://schemas.microsoft.com/office/word/2020/wordml/sdtdatahash" xmlns:w16sdtfl="http://schemas.microsoft.com/office/word/2024/wordml/sdtformatlock" xmlns:w16se="http://schemas.microsoft.com/office/word/2015/wordml/symex" mc:Ignorable="w14 w15 w16se w16cid w16 w16cex w16sdtdh w16sdtfl w16du">
   <w:docDefaults>
     <w:rPrDefault>
       <w:rPr>

--- a/TS Jatai Ghanam Project/TS 2.5/TS 2.5 Jatai Tamil Corrections.docx
+++ b/TS Jatai Ghanam Project/TS 2.5/TS 2.5 Jatai Tamil Corrections.docx
@@ -1,6 +1,6 @@
 
 <file path=word/document.xml><?xml version="1.0" encoding="utf-8"?>
-<w:document xmlns:wpc="http://schemas.microsoft.com/office/word/2010/wordprocessingCanvas" xmlns:cx="http://schemas.microsoft.com/office/drawing/2014/chartex" xmlns:cx1="http://schemas.microsoft.com/office/drawing/2015/9/8/chartex" xmlns:cx2="http://schemas.microsoft.com/office/drawing/2015/10/21/chartex" xmlns:cx3="http://schemas.microsoft.com/office/drawing/2016/5/9/chartex" xmlns:cx4="http://schemas.microsoft.com/office/drawing/2016/5/10/chartex" xmlns:cx5="http://schemas.microsoft.com/office/drawing/2016/5/11/chartex" xmlns:cx6="http://schemas.microsoft.com/office/drawing/2016/5/12/chartex" xmlns:cx7="http://schemas.microsoft.com/office/drawing/2016/5/13/chartex" xmlns:cx8="http://schemas.microsoft.com/office/drawing/2016/5/14/chartex" xmlns:mc="http://schemas.openxmlformats.org/markup-compatibility/2006" xmlns:aink="http://schemas.microsoft.com/office/drawing/2016/ink" xmlns:am3d="http://schemas.microsoft.com/office/drawing/2017/model3d" xmlns:o="urn:schemas-microsoft-com:office:office" xmlns:oel="http://schemas.microsoft.com/office/2019/extlst" xmlns:r="http://schemas.openxmlformats.org/officeDocument/2006/relationships" xmlns:m="http://schemas.openxmlformats.org/officeDocument/2006/math" xmlns:v="urn:schemas-microsoft-com:vml" xmlns:wp14="http://schemas.microsoft.com/office/word/2010/wordprocessingDrawing" xmlns:wp="http://schemas.openxmlformats.org/drawingml/2006/wordprocessingDrawing" xmlns:w10="urn:schemas-microsoft-com:office:word" xmlns:w="http://schemas.openxmlformats.org/wordprocessingml/2006/main" xmlns:w14="http://schemas.microsoft.com/office/word/2010/wordml" xmlns:w15="http://schemas.microsoft.com/office/word/2012/wordml" xmlns:w16cex="http://schemas.microsoft.com/office/word/2018/wordml/cex" xmlns:w16cid="http://schemas.microsoft.com/office/word/2016/wordml/cid" xmlns:w16="http://schemas.microsoft.com/office/word/2018/wordml" xmlns:w16du="http://schemas.microsoft.com/office/word/2023/wordml/word16du" xmlns:w16sdtdh="http://schemas.microsoft.com/office/word/2020/wordml/sdtdatahash" xmlns:w16sdtfl="http://schemas.microsoft.com/office/word/2024/wordml/sdtformatlock" xmlns:w16se="http://schemas.microsoft.com/office/word/2015/wordml/symex" xmlns:wpg="http://schemas.microsoft.com/office/word/2010/wordprocessingGroup" xmlns:wpi="http://schemas.microsoft.com/office/word/2010/wordprocessingInk" xmlns:wne="http://schemas.microsoft.com/office/word/2006/wordml" xmlns:wps="http://schemas.microsoft.com/office/word/2010/wordprocessingShape" mc:Ignorable="w14 w15 w16se w16cid w16 w16cex w16sdtdh w16sdtfl w16du wp14">
+<w:document xmlns:wpc="http://schemas.microsoft.com/office/word/2010/wordprocessingCanvas" xmlns:cx="http://schemas.microsoft.com/office/drawing/2014/chartex" xmlns:cx1="http://schemas.microsoft.com/office/drawing/2015/9/8/chartex" xmlns:cx2="http://schemas.microsoft.com/office/drawing/2015/10/21/chartex" xmlns:cx3="http://schemas.microsoft.com/office/drawing/2016/5/9/chartex" xmlns:cx4="http://schemas.microsoft.com/office/drawing/2016/5/10/chartex" xmlns:cx5="http://schemas.microsoft.com/office/drawing/2016/5/11/chartex" xmlns:cx6="http://schemas.microsoft.com/office/drawing/2016/5/12/chartex" xmlns:cx7="http://schemas.microsoft.com/office/drawing/2016/5/13/chartex" xmlns:cx8="http://schemas.microsoft.com/office/drawing/2016/5/14/chartex" xmlns:mc="http://schemas.openxmlformats.org/markup-compatibility/2006" xmlns:aink="http://schemas.microsoft.com/office/drawing/2016/ink" xmlns:am3d="http://schemas.microsoft.com/office/drawing/2017/model3d" xmlns:o="urn:schemas-microsoft-com:office:office" xmlns:oel="http://schemas.microsoft.com/office/2019/extlst" xmlns:r="http://schemas.openxmlformats.org/officeDocument/2006/relationships" xmlns:m="http://schemas.openxmlformats.org/officeDocument/2006/math" xmlns:v="urn:schemas-microsoft-com:vml" xmlns:wp14="http://schemas.microsoft.com/office/word/2010/wordprocessingDrawing" xmlns:wp="http://schemas.openxmlformats.org/drawingml/2006/wordprocessingDrawing" xmlns:w10="urn:schemas-microsoft-com:office:word" xmlns:w="http://schemas.openxmlformats.org/wordprocessingml/2006/main" xmlns:w14="http://schemas.microsoft.com/office/word/2010/wordml" xmlns:w15="http://schemas.microsoft.com/office/word/2012/wordml" xmlns:w16cei="http://schemas.microsoft.com/office/word/2026/wordml/cei" xmlns:w16cex="http://schemas.microsoft.com/office/word/2018/wordml/cex" xmlns:w16cid="http://schemas.microsoft.com/office/word/2016/wordml/cid" xmlns:w16="http://schemas.microsoft.com/office/word/2018/wordml" xmlns:w16du="http://schemas.microsoft.com/office/word/2023/wordml/word16du" xmlns:w16sdtdh="http://schemas.microsoft.com/office/word/2020/wordml/sdtdatahash" xmlns:w16sdtfl="http://schemas.microsoft.com/office/word/2024/wordml/sdtformatlock" xmlns:w16se="http://schemas.microsoft.com/office/word/2015/wordml/symex" xmlns:wpg="http://schemas.microsoft.com/office/word/2010/wordprocessingGroup" xmlns:wpi="http://schemas.microsoft.com/office/word/2010/wordprocessingInk" xmlns:wne="http://schemas.microsoft.com/office/word/2006/wordml" xmlns:wps="http://schemas.microsoft.com/office/word/2010/wordprocessingShape" mc:Ignorable="w14 w15 w16se w16cid w16 w16cex w16sdtdh w16sdtfl w16du wp14">
   <w:body>
     <w:p>
       <w:pPr>
@@ -838,61 +838,6 @@
               </w:rPr>
               <w:t xml:space="preserve">| </w:t>
             </w:r>
-          </w:p>
-        </w:tc>
-      </w:tr>
-      <w:tr>
-        <w:trPr>
-          <w:trHeight w:val="1121"/>
-        </w:trPr>
-        <w:tc>
-          <w:tcPr>
-            <w:tcW w:w="7514" w:type="dxa"/>
-            <w:tcBorders>
-              <w:top w:val="single" w:sz="4" w:space="0" w:color="000000"/>
-              <w:left w:val="single" w:sz="4" w:space="0" w:color="000000"/>
-              <w:bottom w:val="single" w:sz="4" w:space="0" w:color="000000"/>
-              <w:right w:val="single" w:sz="4" w:space="0" w:color="000000"/>
-            </w:tcBorders>
-          </w:tcPr>
-          <w:p>
-            <w:pPr>
-              <w:widowControl w:val="0"/>
-              <w:autoSpaceDE w:val="0"/>
-              <w:autoSpaceDN w:val="0"/>
-              <w:adjustRightInd w:val="0"/>
-              <w:spacing w:before="0" w:line="240" w:lineRule="auto"/>
-              <w:rPr>
-                <w:rFonts w:cs="BRH Malayalam Extra"/>
-                <w:color w:val="000000"/>
-                <w:szCs w:val="40"/>
-              </w:rPr>
-            </w:pPr>
-          </w:p>
-        </w:tc>
-        <w:tc>
-          <w:tcPr>
-            <w:tcW w:w="7371" w:type="dxa"/>
-            <w:tcBorders>
-              <w:top w:val="single" w:sz="4" w:space="0" w:color="000000"/>
-              <w:left w:val="single" w:sz="4" w:space="0" w:color="000000"/>
-              <w:bottom w:val="single" w:sz="4" w:space="0" w:color="000000"/>
-              <w:right w:val="single" w:sz="4" w:space="0" w:color="000000"/>
-            </w:tcBorders>
-          </w:tcPr>
-          <w:p>
-            <w:pPr>
-              <w:widowControl w:val="0"/>
-              <w:autoSpaceDE w:val="0"/>
-              <w:autoSpaceDN w:val="0"/>
-              <w:adjustRightInd w:val="0"/>
-              <w:spacing w:before="0" w:line="240" w:lineRule="auto"/>
-              <w:rPr>
-                <w:rFonts w:cs="BRH Malayalam Extra"/>
-                <w:color w:val="000000"/>
-                <w:szCs w:val="40"/>
-              </w:rPr>
-            </w:pPr>
           </w:p>
         </w:tc>
       </w:tr>
@@ -3089,7 +3034,6 @@
                 <w:cs/>
                 <w:lang w:bidi="ta-IN"/>
               </w:rPr>
-              <w:lastRenderedPageBreak/>
               <w:t>37</w:t>
             </w:r>
             <w:r>
@@ -4248,6 +4192,7 @@
                 <w:cs/>
                 <w:lang w:bidi="ta-IN"/>
               </w:rPr>
+              <w:lastRenderedPageBreak/>
               <w:t>46</w:t>
             </w:r>
             <w:r>
@@ -7708,17 +7653,7 @@
                 <w:cs/>
                 <w:lang w:bidi="ta-IN"/>
               </w:rPr>
-              <w:t xml:space="preserve">யயதி ப்யாயயதி </w:t>
-            </w:r>
-            <w:r>
-              <w:rPr>
-                <w:rFonts w:ascii="Latha" w:hAnsi="Latha" w:cs="Latha"/>
-                <w:szCs w:val="24"/>
-                <w:cs/>
-                <w:lang w:bidi="ta-IN"/>
-              </w:rPr>
-              <w:lastRenderedPageBreak/>
-              <w:t>ஸாகம்ப்ரஸ்தா</w:t>
+              <w:t>யயதி ப்யாயயதி ஸாகம்ப்ரஸ்தா</w:t>
             </w:r>
             <w:r>
               <w:rPr>
@@ -9645,17 +9580,7 @@
                 <w:cs/>
                 <w:lang w:bidi="ta-IN"/>
               </w:rPr>
-              <w:t xml:space="preserve">யயதி ப்யாயயதி </w:t>
-            </w:r>
-            <w:r>
-              <w:rPr>
-                <w:rFonts w:ascii="Latha" w:hAnsi="Latha" w:cs="Latha"/>
-                <w:szCs w:val="24"/>
-                <w:cs/>
-                <w:lang w:bidi="ta-IN"/>
-              </w:rPr>
-              <w:lastRenderedPageBreak/>
-              <w:t>ஸாகம்ப்ரஸ்தா</w:t>
+              <w:t>யயதி ப்யாயயதி ஸாகம்ப்ரஸ்தா</w:t>
             </w:r>
             <w:r>
               <w:rPr>
@@ -10325,6 +10250,7 @@
                 <w:cs/>
                 <w:lang w:bidi="ta-IN"/>
               </w:rPr>
+              <w:lastRenderedPageBreak/>
               <w:t>ய</w:t>
             </w:r>
             <w:r>
@@ -13757,7 +13683,6 @@
                 <w:cs/>
                 <w:lang w:bidi="ta-IN"/>
               </w:rPr>
-              <w:lastRenderedPageBreak/>
               <w:t>36</w:t>
             </w:r>
             <w:r>
@@ -16326,6 +16251,7 @@
                 <w:cs/>
                 <w:lang w:bidi="ta-IN"/>
               </w:rPr>
+              <w:lastRenderedPageBreak/>
               <w:t>32</w:t>
             </w:r>
             <w:r>
@@ -19266,7 +19192,6 @@
                 <w:cs/>
                 <w:lang w:bidi="ta-IN"/>
               </w:rPr>
-              <w:lastRenderedPageBreak/>
               <w:t>26</w:t>
             </w:r>
             <w:r>
@@ -20779,7 +20704,6 @@
                 <w:cs/>
                 <w:lang w:bidi="ta-IN"/>
               </w:rPr>
-              <w:lastRenderedPageBreak/>
               <w:t>க்</w:t>
             </w:r>
             <w:r>
@@ -35843,7 +35767,7 @@
 </file>
 
 <file path=word/endnotes.xml><?xml version="1.0" encoding="utf-8"?>
-<w:endnotes xmlns:wpc="http://schemas.microsoft.com/office/word/2010/wordprocessingCanvas" xmlns:cx="http://schemas.microsoft.com/office/drawing/2014/chartex" xmlns:cx1="http://schemas.microsoft.com/office/drawing/2015/9/8/chartex" xmlns:cx2="http://schemas.microsoft.com/office/drawing/2015/10/21/chartex" xmlns:cx3="http://schemas.microsoft.com/office/drawing/2016/5/9/chartex" xmlns:cx4="http://schemas.microsoft.com/office/drawing/2016/5/10/chartex" xmlns:cx5="http://schemas.microsoft.com/office/drawing/2016/5/11/chartex" xmlns:cx6="http://schemas.microsoft.com/office/drawing/2016/5/12/chartex" xmlns:cx7="http://schemas.microsoft.com/office/drawing/2016/5/13/chartex" xmlns:cx8="http://schemas.microsoft.com/office/drawing/2016/5/14/chartex" xmlns:mc="http://schemas.openxmlformats.org/markup-compatibility/2006" xmlns:aink="http://schemas.microsoft.com/office/drawing/2016/ink" xmlns:am3d="http://schemas.microsoft.com/office/drawing/2017/model3d" xmlns:o="urn:schemas-microsoft-com:office:office" xmlns:oel="http://schemas.microsoft.com/office/2019/extlst" xmlns:r="http://schemas.openxmlformats.org/officeDocument/2006/relationships" xmlns:m="http://schemas.openxmlformats.org/officeDocument/2006/math" xmlns:v="urn:schemas-microsoft-com:vml" xmlns:wp14="http://schemas.microsoft.com/office/word/2010/wordprocessingDrawing" xmlns:wp="http://schemas.openxmlformats.org/drawingml/2006/wordprocessingDrawing" xmlns:w10="urn:schemas-microsoft-com:office:word" xmlns:w="http://schemas.openxmlformats.org/wordprocessingml/2006/main" xmlns:w14="http://schemas.microsoft.com/office/word/2010/wordml" xmlns:w15="http://schemas.microsoft.com/office/word/2012/wordml" xmlns:w16cex="http://schemas.microsoft.com/office/word/2018/wordml/cex" xmlns:w16cid="http://schemas.microsoft.com/office/word/2016/wordml/cid" xmlns:w16="http://schemas.microsoft.com/office/word/2018/wordml" xmlns:w16du="http://schemas.microsoft.com/office/word/2023/wordml/word16du" xmlns:w16sdtdh="http://schemas.microsoft.com/office/word/2020/wordml/sdtdatahash" xmlns:w16sdtfl="http://schemas.microsoft.com/office/word/2024/wordml/sdtformatlock" xmlns:w16se="http://schemas.microsoft.com/office/word/2015/wordml/symex" xmlns:wpg="http://schemas.microsoft.com/office/word/2010/wordprocessingGroup" xmlns:wpi="http://schemas.microsoft.com/office/word/2010/wordprocessingInk" xmlns:wne="http://schemas.microsoft.com/office/word/2006/wordml" xmlns:wps="http://schemas.microsoft.com/office/word/2010/wordprocessingShape" mc:Ignorable="w14 w15 w16se w16cid w16 w16cex w16sdtdh w16sdtfl w16du wp14">
+<w:endnotes xmlns:wpc="http://schemas.microsoft.com/office/word/2010/wordprocessingCanvas" xmlns:cx="http://schemas.microsoft.com/office/drawing/2014/chartex" xmlns:cx1="http://schemas.microsoft.com/office/drawing/2015/9/8/chartex" xmlns:cx2="http://schemas.microsoft.com/office/drawing/2015/10/21/chartex" xmlns:cx3="http://schemas.microsoft.com/office/drawing/2016/5/9/chartex" xmlns:cx4="http://schemas.microsoft.com/office/drawing/2016/5/10/chartex" xmlns:cx5="http://schemas.microsoft.com/office/drawing/2016/5/11/chartex" xmlns:cx6="http://schemas.microsoft.com/office/drawing/2016/5/12/chartex" xmlns:cx7="http://schemas.microsoft.com/office/drawing/2016/5/13/chartex" xmlns:cx8="http://schemas.microsoft.com/office/drawing/2016/5/14/chartex" xmlns:mc="http://schemas.openxmlformats.org/markup-compatibility/2006" xmlns:aink="http://schemas.microsoft.com/office/drawing/2016/ink" xmlns:am3d="http://schemas.microsoft.com/office/drawing/2017/model3d" xmlns:o="urn:schemas-microsoft-com:office:office" xmlns:oel="http://schemas.microsoft.com/office/2019/extlst" xmlns:r="http://schemas.openxmlformats.org/officeDocument/2006/relationships" xmlns:m="http://schemas.openxmlformats.org/officeDocument/2006/math" xmlns:v="urn:schemas-microsoft-com:vml" xmlns:wp14="http://schemas.microsoft.com/office/word/2010/wordprocessingDrawing" xmlns:wp="http://schemas.openxmlformats.org/drawingml/2006/wordprocessingDrawing" xmlns:w10="urn:schemas-microsoft-com:office:word" xmlns:w="http://schemas.openxmlformats.org/wordprocessingml/2006/main" xmlns:w14="http://schemas.microsoft.com/office/word/2010/wordml" xmlns:w15="http://schemas.microsoft.com/office/word/2012/wordml" xmlns:w16cei="http://schemas.microsoft.com/office/word/2026/wordml/cei" xmlns:w16cex="http://schemas.microsoft.com/office/word/2018/wordml/cex" xmlns:w16cid="http://schemas.microsoft.com/office/word/2016/wordml/cid" xmlns:w16="http://schemas.microsoft.com/office/word/2018/wordml" xmlns:w16du="http://schemas.microsoft.com/office/word/2023/wordml/word16du" xmlns:w16sdtdh="http://schemas.microsoft.com/office/word/2020/wordml/sdtdatahash" xmlns:w16sdtfl="http://schemas.microsoft.com/office/word/2024/wordml/sdtformatlock" xmlns:w16se="http://schemas.microsoft.com/office/word/2015/wordml/symex" xmlns:wpg="http://schemas.microsoft.com/office/word/2010/wordprocessingGroup" xmlns:wpi="http://schemas.microsoft.com/office/word/2010/wordprocessingInk" xmlns:wne="http://schemas.microsoft.com/office/word/2006/wordml" xmlns:wps="http://schemas.microsoft.com/office/word/2010/wordprocessingShape" mc:Ignorable="w14 w15 w16se w16cid w16 w16cex w16sdtdh w16sdtfl w16du wp14">
   <w:endnote w:type="separator" w:id="-1">
     <w:p>
       <w:pPr>
@@ -35868,7 +35792,7 @@
 </file>
 
 <file path=word/footer1.xml><?xml version="1.0" encoding="utf-8"?>
-<w:ftr xmlns:wpc="http://schemas.microsoft.com/office/word/2010/wordprocessingCanvas" xmlns:cx="http://schemas.microsoft.com/office/drawing/2014/chartex" xmlns:cx1="http://schemas.microsoft.com/office/drawing/2015/9/8/chartex" xmlns:cx2="http://schemas.microsoft.com/office/drawing/2015/10/21/chartex" xmlns:cx3="http://schemas.microsoft.com/office/drawing/2016/5/9/chartex" xmlns:cx4="http://schemas.microsoft.com/office/drawing/2016/5/10/chartex" xmlns:cx5="http://schemas.microsoft.com/office/drawing/2016/5/11/chartex" xmlns:cx6="http://schemas.microsoft.com/office/drawing/2016/5/12/chartex" xmlns:cx7="http://schemas.microsoft.com/office/drawing/2016/5/13/chartex" xmlns:cx8="http://schemas.microsoft.com/office/drawing/2016/5/14/chartex" xmlns:mc="http://schemas.openxmlformats.org/markup-compatibility/2006" xmlns:aink="http://schemas.microsoft.com/office/drawing/2016/ink" xmlns:am3d="http://schemas.microsoft.com/office/drawing/2017/model3d" xmlns:o="urn:schemas-microsoft-com:office:office" xmlns:oel="http://schemas.microsoft.com/office/2019/extlst" xmlns:r="http://schemas.openxmlformats.org/officeDocument/2006/relationships" xmlns:m="http://schemas.openxmlformats.org/officeDocument/2006/math" xmlns:v="urn:schemas-microsoft-com:vml" xmlns:wp14="http://schemas.microsoft.com/office/word/2010/wordprocessingDrawing" xmlns:wp="http://schemas.openxmlformats.org/drawingml/2006/wordprocessingDrawing" xmlns:w10="urn:schemas-microsoft-com:office:word" xmlns:w="http://schemas.openxmlformats.org/wordprocessingml/2006/main" xmlns:w14="http://schemas.microsoft.com/office/word/2010/wordml" xmlns:w15="http://schemas.microsoft.com/office/word/2012/wordml" xmlns:w16cex="http://schemas.microsoft.com/office/word/2018/wordml/cex" xmlns:w16cid="http://schemas.microsoft.com/office/word/2016/wordml/cid" xmlns:w16="http://schemas.microsoft.com/office/word/2018/wordml" xmlns:w16du="http://schemas.microsoft.com/office/word/2023/wordml/word16du" xmlns:w16sdtdh="http://schemas.microsoft.com/office/word/2020/wordml/sdtdatahash" xmlns:w16sdtfl="http://schemas.microsoft.com/office/word/2024/wordml/sdtformatlock" xmlns:w16se="http://schemas.microsoft.com/office/word/2015/wordml/symex" xmlns:wpg="http://schemas.microsoft.com/office/word/2010/wordprocessingGroup" xmlns:wpi="http://schemas.microsoft.com/office/word/2010/wordprocessingInk" xmlns:wne="http://schemas.microsoft.com/office/word/2006/wordml" xmlns:wps="http://schemas.microsoft.com/office/word/2010/wordprocessingShape" mc:Ignorable="w14 w15 w16se w16cid w16 w16cex w16sdtdh w16sdtfl w16du wp14">
+<w:ftr xmlns:wpc="http://schemas.microsoft.com/office/word/2010/wordprocessingCanvas" xmlns:cx="http://schemas.microsoft.com/office/drawing/2014/chartex" xmlns:cx1="http://schemas.microsoft.com/office/drawing/2015/9/8/chartex" xmlns:cx2="http://schemas.microsoft.com/office/drawing/2015/10/21/chartex" xmlns:cx3="http://schemas.microsoft.com/office/drawing/2016/5/9/chartex" xmlns:cx4="http://schemas.microsoft.com/office/drawing/2016/5/10/chartex" xmlns:cx5="http://schemas.microsoft.com/office/drawing/2016/5/11/chartex" xmlns:cx6="http://schemas.microsoft.com/office/drawing/2016/5/12/chartex" xmlns:cx7="http://schemas.microsoft.com/office/drawing/2016/5/13/chartex" xmlns:cx8="http://schemas.microsoft.com/office/drawing/2016/5/14/chartex" xmlns:mc="http://schemas.openxmlformats.org/markup-compatibility/2006" xmlns:aink="http://schemas.microsoft.com/office/drawing/2016/ink" xmlns:am3d="http://schemas.microsoft.com/office/drawing/2017/model3d" xmlns:o="urn:schemas-microsoft-com:office:office" xmlns:oel="http://schemas.microsoft.com/office/2019/extlst" xmlns:r="http://schemas.openxmlformats.org/officeDocument/2006/relationships" xmlns:m="http://schemas.openxmlformats.org/officeDocument/2006/math" xmlns:v="urn:schemas-microsoft-com:vml" xmlns:wp14="http://schemas.microsoft.com/office/word/2010/wordprocessingDrawing" xmlns:wp="http://schemas.openxmlformats.org/drawingml/2006/wordprocessingDrawing" xmlns:w10="urn:schemas-microsoft-com:office:word" xmlns:w="http://schemas.openxmlformats.org/wordprocessingml/2006/main" xmlns:w14="http://schemas.microsoft.com/office/word/2010/wordml" xmlns:w15="http://schemas.microsoft.com/office/word/2012/wordml" xmlns:w16cei="http://schemas.microsoft.com/office/word/2026/wordml/cei" xmlns:w16cex="http://schemas.microsoft.com/office/word/2018/wordml/cex" xmlns:w16cid="http://schemas.microsoft.com/office/word/2016/wordml/cid" xmlns:w16="http://schemas.microsoft.com/office/word/2018/wordml" xmlns:w16du="http://schemas.microsoft.com/office/word/2023/wordml/word16du" xmlns:w16sdtdh="http://schemas.microsoft.com/office/word/2020/wordml/sdtdatahash" xmlns:w16sdtfl="http://schemas.microsoft.com/office/word/2024/wordml/sdtformatlock" xmlns:w16se="http://schemas.microsoft.com/office/word/2015/wordml/symex" xmlns:wpg="http://schemas.microsoft.com/office/word/2010/wordprocessingGroup" xmlns:wpi="http://schemas.microsoft.com/office/word/2010/wordprocessingInk" xmlns:wne="http://schemas.microsoft.com/office/word/2006/wordml" xmlns:wps="http://schemas.microsoft.com/office/word/2010/wordprocessingShape" mc:Ignorable="w14 w15 w16se w16cid w16 w16cex w16sdtdh w16sdtfl w16du wp14">
   <w:p>
     <w:pPr>
       <w:pBdr>
@@ -36050,7 +35974,7 @@
 </file>
 
 <file path=word/footer2.xml><?xml version="1.0" encoding="utf-8"?>
-<w:ftr xmlns:wpc="http://schemas.microsoft.com/office/word/2010/wordprocessingCanvas" xmlns:cx="http://schemas.microsoft.com/office/drawing/2014/chartex" xmlns:cx1="http://schemas.microsoft.com/office/drawing/2015/9/8/chartex" xmlns:cx2="http://schemas.microsoft.com/office/drawing/2015/10/21/chartex" xmlns:cx3="http://schemas.microsoft.com/office/drawing/2016/5/9/chartex" xmlns:cx4="http://schemas.microsoft.com/office/drawing/2016/5/10/chartex" xmlns:cx5="http://schemas.microsoft.com/office/drawing/2016/5/11/chartex" xmlns:cx6="http://schemas.microsoft.com/office/drawing/2016/5/12/chartex" xmlns:cx7="http://schemas.microsoft.com/office/drawing/2016/5/13/chartex" xmlns:cx8="http://schemas.microsoft.com/office/drawing/2016/5/14/chartex" xmlns:mc="http://schemas.openxmlformats.org/markup-compatibility/2006" xmlns:aink="http://schemas.microsoft.com/office/drawing/2016/ink" xmlns:am3d="http://schemas.microsoft.com/office/drawing/2017/model3d" xmlns:o="urn:schemas-microsoft-com:office:office" xmlns:oel="http://schemas.microsoft.com/office/2019/extlst" xmlns:r="http://schemas.openxmlformats.org/officeDocument/2006/relationships" xmlns:m="http://schemas.openxmlformats.org/officeDocument/2006/math" xmlns:v="urn:schemas-microsoft-com:vml" xmlns:wp14="http://schemas.microsoft.com/office/word/2010/wordprocessingDrawing" xmlns:wp="http://schemas.openxmlformats.org/drawingml/2006/wordprocessingDrawing" xmlns:w10="urn:schemas-microsoft-com:office:word" xmlns:w="http://schemas.openxmlformats.org/wordprocessingml/2006/main" xmlns:w14="http://schemas.microsoft.com/office/word/2010/wordml" xmlns:w15="http://schemas.microsoft.com/office/word/2012/wordml" xmlns:w16cex="http://schemas.microsoft.com/office/word/2018/wordml/cex" xmlns:w16cid="http://schemas.microsoft.com/office/word/2016/wordml/cid" xmlns:w16="http://schemas.microsoft.com/office/word/2018/wordml" xmlns:w16du="http://schemas.microsoft.com/office/word/2023/wordml/word16du" xmlns:w16sdtdh="http://schemas.microsoft.com/office/word/2020/wordml/sdtdatahash" xmlns:w16sdtfl="http://schemas.microsoft.com/office/word/2024/wordml/sdtformatlock" xmlns:w16se="http://schemas.microsoft.com/office/word/2015/wordml/symex" xmlns:wpg="http://schemas.microsoft.com/office/word/2010/wordprocessingGroup" xmlns:wpi="http://schemas.microsoft.com/office/word/2010/wordprocessingInk" xmlns:wne="http://schemas.microsoft.com/office/word/2006/wordml" xmlns:wps="http://schemas.microsoft.com/office/word/2010/wordprocessingShape" mc:Ignorable="w14 w15 w16se w16cid w16 w16cex w16sdtdh w16sdtfl w16du wp14">
+<w:ftr xmlns:wpc="http://schemas.microsoft.com/office/word/2010/wordprocessingCanvas" xmlns:cx="http://schemas.microsoft.com/office/drawing/2014/chartex" xmlns:cx1="http://schemas.microsoft.com/office/drawing/2015/9/8/chartex" xmlns:cx2="http://schemas.microsoft.com/office/drawing/2015/10/21/chartex" xmlns:cx3="http://schemas.microsoft.com/office/drawing/2016/5/9/chartex" xmlns:cx4="http://schemas.microsoft.com/office/drawing/2016/5/10/chartex" xmlns:cx5="http://schemas.microsoft.com/office/drawing/2016/5/11/chartex" xmlns:cx6="http://schemas.microsoft.com/office/drawing/2016/5/12/chartex" xmlns:cx7="http://schemas.microsoft.com/office/drawing/2016/5/13/chartex" xmlns:cx8="http://schemas.microsoft.com/office/drawing/2016/5/14/chartex" xmlns:mc="http://schemas.openxmlformats.org/markup-compatibility/2006" xmlns:aink="http://schemas.microsoft.com/office/drawing/2016/ink" xmlns:am3d="http://schemas.microsoft.com/office/drawing/2017/model3d" xmlns:o="urn:schemas-microsoft-com:office:office" xmlns:oel="http://schemas.microsoft.com/office/2019/extlst" xmlns:r="http://schemas.openxmlformats.org/officeDocument/2006/relationships" xmlns:m="http://schemas.openxmlformats.org/officeDocument/2006/math" xmlns:v="urn:schemas-microsoft-com:vml" xmlns:wp14="http://schemas.microsoft.com/office/word/2010/wordprocessingDrawing" xmlns:wp="http://schemas.openxmlformats.org/drawingml/2006/wordprocessingDrawing" xmlns:w10="urn:schemas-microsoft-com:office:word" xmlns:w="http://schemas.openxmlformats.org/wordprocessingml/2006/main" xmlns:w14="http://schemas.microsoft.com/office/word/2010/wordml" xmlns:w15="http://schemas.microsoft.com/office/word/2012/wordml" xmlns:w16cei="http://schemas.microsoft.com/office/word/2026/wordml/cei" xmlns:w16cex="http://schemas.microsoft.com/office/word/2018/wordml/cex" xmlns:w16cid="http://schemas.microsoft.com/office/word/2016/wordml/cid" xmlns:w16="http://schemas.microsoft.com/office/word/2018/wordml" xmlns:w16du="http://schemas.microsoft.com/office/word/2023/wordml/word16du" xmlns:w16sdtdh="http://schemas.microsoft.com/office/word/2020/wordml/sdtdatahash" xmlns:w16sdtfl="http://schemas.microsoft.com/office/word/2024/wordml/sdtformatlock" xmlns:w16se="http://schemas.microsoft.com/office/word/2015/wordml/symex" xmlns:wpg="http://schemas.microsoft.com/office/word/2010/wordprocessingGroup" xmlns:wpi="http://schemas.microsoft.com/office/word/2010/wordprocessingInk" xmlns:wne="http://schemas.microsoft.com/office/word/2006/wordml" xmlns:wps="http://schemas.microsoft.com/office/word/2010/wordprocessingShape" mc:Ignorable="w14 w15 w16se w16cid w16 w16cex w16sdtdh w16sdtfl w16du wp14">
   <w:p>
     <w:pPr>
       <w:pBdr>
@@ -36257,7 +36181,7 @@
 </file>
 
 <file path=word/footnotes.xml><?xml version="1.0" encoding="utf-8"?>
-<w:footnotes xmlns:wpc="http://schemas.microsoft.com/office/word/2010/wordprocessingCanvas" xmlns:cx="http://schemas.microsoft.com/office/drawing/2014/chartex" xmlns:cx1="http://schemas.microsoft.com/office/drawing/2015/9/8/chartex" xmlns:cx2="http://schemas.microsoft.com/office/drawing/2015/10/21/chartex" xmlns:cx3="http://schemas.microsoft.com/office/drawing/2016/5/9/chartex" xmlns:cx4="http://schemas.microsoft.com/office/drawing/2016/5/10/chartex" xmlns:cx5="http://schemas.microsoft.com/office/drawing/2016/5/11/chartex" xmlns:cx6="http://schemas.microsoft.com/office/drawing/2016/5/12/chartex" xmlns:cx7="http://schemas.microsoft.com/office/drawing/2016/5/13/chartex" xmlns:cx8="http://schemas.microsoft.com/office/drawing/2016/5/14/chartex" xmlns:mc="http://schemas.openxmlformats.org/markup-compatibility/2006" xmlns:aink="http://schemas.microsoft.com/office/drawing/2016/ink" xmlns:am3d="http://schemas.microsoft.com/office/drawing/2017/model3d" xmlns:o="urn:schemas-microsoft-com:office:office" xmlns:oel="http://schemas.microsoft.com/office/2019/extlst" xmlns:r="http://schemas.openxmlformats.org/officeDocument/2006/relationships" xmlns:m="http://schemas.openxmlformats.org/officeDocument/2006/math" xmlns:v="urn:schemas-microsoft-com:vml" xmlns:wp14="http://schemas.microsoft.com/office/word/2010/wordprocessingDrawing" xmlns:wp="http://schemas.openxmlformats.org/drawingml/2006/wordprocessingDrawing" xmlns:w10="urn:schemas-microsoft-com:office:word" xmlns:w="http://schemas.openxmlformats.org/wordprocessingml/2006/main" xmlns:w14="http://schemas.microsoft.com/office/word/2010/wordml" xmlns:w15="http://schemas.microsoft.com/office/word/2012/wordml" xmlns:w16cex="http://schemas.microsoft.com/office/word/2018/wordml/cex" xmlns:w16cid="http://schemas.microsoft.com/office/word/2016/wordml/cid" xmlns:w16="http://schemas.microsoft.com/office/word/2018/wordml" xmlns:w16du="http://schemas.microsoft.com/office/word/2023/wordml/word16du" xmlns:w16sdtdh="http://schemas.microsoft.com/office/word/2020/wordml/sdtdatahash" xmlns:w16sdtfl="http://schemas.microsoft.com/office/word/2024/wordml/sdtformatlock" xmlns:w16se="http://schemas.microsoft.com/office/word/2015/wordml/symex" xmlns:wpg="http://schemas.microsoft.com/office/word/2010/wordprocessingGroup" xmlns:wpi="http://schemas.microsoft.com/office/word/2010/wordprocessingInk" xmlns:wne="http://schemas.microsoft.com/office/word/2006/wordml" xmlns:wps="http://schemas.microsoft.com/office/word/2010/wordprocessingShape" mc:Ignorable="w14 w15 w16se w16cid w16 w16cex w16sdtdh w16sdtfl w16du wp14">
+<w:footnotes xmlns:wpc="http://schemas.microsoft.com/office/word/2010/wordprocessingCanvas" xmlns:cx="http://schemas.microsoft.com/office/drawing/2014/chartex" xmlns:cx1="http://schemas.microsoft.com/office/drawing/2015/9/8/chartex" xmlns:cx2="http://schemas.microsoft.com/office/drawing/2015/10/21/chartex" xmlns:cx3="http://schemas.microsoft.com/office/drawing/2016/5/9/chartex" xmlns:cx4="http://schemas.microsoft.com/office/drawing/2016/5/10/chartex" xmlns:cx5="http://schemas.microsoft.com/office/drawing/2016/5/11/chartex" xmlns:cx6="http://schemas.microsoft.com/office/drawing/2016/5/12/chartex" xmlns:cx7="http://schemas.microsoft.com/office/drawing/2016/5/13/chartex" xmlns:cx8="http://schemas.microsoft.com/office/drawing/2016/5/14/chartex" xmlns:mc="http://schemas.openxmlformats.org/markup-compatibility/2006" xmlns:aink="http://schemas.microsoft.com/office/drawing/2016/ink" xmlns:am3d="http://schemas.microsoft.com/office/drawing/2017/model3d" xmlns:o="urn:schemas-microsoft-com:office:office" xmlns:oel="http://schemas.microsoft.com/office/2019/extlst" xmlns:r="http://schemas.openxmlformats.org/officeDocument/2006/relationships" xmlns:m="http://schemas.openxmlformats.org/officeDocument/2006/math" xmlns:v="urn:schemas-microsoft-com:vml" xmlns:wp14="http://schemas.microsoft.com/office/word/2010/wordprocessingDrawing" xmlns:wp="http://schemas.openxmlformats.org/drawingml/2006/wordprocessingDrawing" xmlns:w10="urn:schemas-microsoft-com:office:word" xmlns:w="http://schemas.openxmlformats.org/wordprocessingml/2006/main" xmlns:w14="http://schemas.microsoft.com/office/word/2010/wordml" xmlns:w15="http://schemas.microsoft.com/office/word/2012/wordml" xmlns:w16cei="http://schemas.microsoft.com/office/word/2026/wordml/cei" xmlns:w16cex="http://schemas.microsoft.com/office/word/2018/wordml/cex" xmlns:w16cid="http://schemas.microsoft.com/office/word/2016/wordml/cid" xmlns:w16="http://schemas.microsoft.com/office/word/2018/wordml" xmlns:w16du="http://schemas.microsoft.com/office/word/2023/wordml/word16du" xmlns:w16sdtdh="http://schemas.microsoft.com/office/word/2020/wordml/sdtdatahash" xmlns:w16sdtfl="http://schemas.microsoft.com/office/word/2024/wordml/sdtformatlock" xmlns:w16se="http://schemas.microsoft.com/office/word/2015/wordml/symex" xmlns:wpg="http://schemas.microsoft.com/office/word/2010/wordprocessingGroup" xmlns:wpi="http://schemas.microsoft.com/office/word/2010/wordprocessingInk" xmlns:wne="http://schemas.microsoft.com/office/word/2006/wordml" xmlns:wps="http://schemas.microsoft.com/office/word/2010/wordprocessingShape" mc:Ignorable="w14 w15 w16se w16cid w16 w16cex w16sdtdh w16sdtfl w16du wp14">
   <w:footnote w:type="separator" w:id="-1">
     <w:p>
       <w:pPr>
@@ -36282,7 +36206,7 @@
 </file>
 
 <file path=word/header1.xml><?xml version="1.0" encoding="utf-8"?>
-<w:hdr xmlns:wpc="http://schemas.microsoft.com/office/word/2010/wordprocessingCanvas" xmlns:cx="http://schemas.microsoft.com/office/drawing/2014/chartex" xmlns:cx1="http://schemas.microsoft.com/office/drawing/2015/9/8/chartex" xmlns:cx2="http://schemas.microsoft.com/office/drawing/2015/10/21/chartex" xmlns:cx3="http://schemas.microsoft.com/office/drawing/2016/5/9/chartex" xmlns:cx4="http://schemas.microsoft.com/office/drawing/2016/5/10/chartex" xmlns:cx5="http://schemas.microsoft.com/office/drawing/2016/5/11/chartex" xmlns:cx6="http://schemas.microsoft.com/office/drawing/2016/5/12/chartex" xmlns:cx7="http://schemas.microsoft.com/office/drawing/2016/5/13/chartex" xmlns:cx8="http://schemas.microsoft.com/office/drawing/2016/5/14/chartex" xmlns:mc="http://schemas.openxmlformats.org/markup-compatibility/2006" xmlns:aink="http://schemas.microsoft.com/office/drawing/2016/ink" xmlns:am3d="http://schemas.microsoft.com/office/drawing/2017/model3d" xmlns:o="urn:schemas-microsoft-com:office:office" xmlns:oel="http://schemas.microsoft.com/office/2019/extlst" xmlns:r="http://schemas.openxmlformats.org/officeDocument/2006/relationships" xmlns:m="http://schemas.openxmlformats.org/officeDocument/2006/math" xmlns:v="urn:schemas-microsoft-com:vml" xmlns:wp14="http://schemas.microsoft.com/office/word/2010/wordprocessingDrawing" xmlns:wp="http://schemas.openxmlformats.org/drawingml/2006/wordprocessingDrawing" xmlns:w10="urn:schemas-microsoft-com:office:word" xmlns:w="http://schemas.openxmlformats.org/wordprocessingml/2006/main" xmlns:w14="http://schemas.microsoft.com/office/word/2010/wordml" xmlns:w15="http://schemas.microsoft.com/office/word/2012/wordml" xmlns:w16cex="http://schemas.microsoft.com/office/word/2018/wordml/cex" xmlns:w16cid="http://schemas.microsoft.com/office/word/2016/wordml/cid" xmlns:w16="http://schemas.microsoft.com/office/word/2018/wordml" xmlns:w16du="http://schemas.microsoft.com/office/word/2023/wordml/word16du" xmlns:w16sdtdh="http://schemas.microsoft.com/office/word/2020/wordml/sdtdatahash" xmlns:w16sdtfl="http://schemas.microsoft.com/office/word/2024/wordml/sdtformatlock" xmlns:w16se="http://schemas.microsoft.com/office/word/2015/wordml/symex" xmlns:wpg="http://schemas.microsoft.com/office/word/2010/wordprocessingGroup" xmlns:wpi="http://schemas.microsoft.com/office/word/2010/wordprocessingInk" xmlns:wne="http://schemas.microsoft.com/office/word/2006/wordml" xmlns:wps="http://schemas.microsoft.com/office/word/2010/wordprocessingShape" mc:Ignorable="w14 w15 w16se w16cid w16 w16cex w16sdtdh w16sdtfl w16du wp14">
+<w:hdr xmlns:wpc="http://schemas.microsoft.com/office/word/2010/wordprocessingCanvas" xmlns:cx="http://schemas.microsoft.com/office/drawing/2014/chartex" xmlns:cx1="http://schemas.microsoft.com/office/drawing/2015/9/8/chartex" xmlns:cx2="http://schemas.microsoft.com/office/drawing/2015/10/21/chartex" xmlns:cx3="http://schemas.microsoft.com/office/drawing/2016/5/9/chartex" xmlns:cx4="http://schemas.microsoft.com/office/drawing/2016/5/10/chartex" xmlns:cx5="http://schemas.microsoft.com/office/drawing/2016/5/11/chartex" xmlns:cx6="http://schemas.microsoft.com/office/drawing/2016/5/12/chartex" xmlns:cx7="http://schemas.microsoft.com/office/drawing/2016/5/13/chartex" xmlns:cx8="http://schemas.microsoft.com/office/drawing/2016/5/14/chartex" xmlns:mc="http://schemas.openxmlformats.org/markup-compatibility/2006" xmlns:aink="http://schemas.microsoft.com/office/drawing/2016/ink" xmlns:am3d="http://schemas.microsoft.com/office/drawing/2017/model3d" xmlns:o="urn:schemas-microsoft-com:office:office" xmlns:oel="http://schemas.microsoft.com/office/2019/extlst" xmlns:r="http://schemas.openxmlformats.org/officeDocument/2006/relationships" xmlns:m="http://schemas.openxmlformats.org/officeDocument/2006/math" xmlns:v="urn:schemas-microsoft-com:vml" xmlns:wp14="http://schemas.microsoft.com/office/word/2010/wordprocessingDrawing" xmlns:wp="http://schemas.openxmlformats.org/drawingml/2006/wordprocessingDrawing" xmlns:w10="urn:schemas-microsoft-com:office:word" xmlns:w="http://schemas.openxmlformats.org/wordprocessingml/2006/main" xmlns:w14="http://schemas.microsoft.com/office/word/2010/wordml" xmlns:w15="http://schemas.microsoft.com/office/word/2012/wordml" xmlns:w16cei="http://schemas.microsoft.com/office/word/2026/wordml/cei" xmlns:w16cex="http://schemas.microsoft.com/office/word/2018/wordml/cex" xmlns:w16cid="http://schemas.microsoft.com/office/word/2016/wordml/cid" xmlns:w16="http://schemas.microsoft.com/office/word/2018/wordml" xmlns:w16du="http://schemas.microsoft.com/office/word/2023/wordml/word16du" xmlns:w16sdtdh="http://schemas.microsoft.com/office/word/2020/wordml/sdtdatahash" xmlns:w16sdtfl="http://schemas.microsoft.com/office/word/2024/wordml/sdtformatlock" xmlns:w16se="http://schemas.microsoft.com/office/word/2015/wordml/symex" xmlns:wpg="http://schemas.microsoft.com/office/word/2010/wordprocessingGroup" xmlns:wpi="http://schemas.microsoft.com/office/word/2010/wordprocessingInk" xmlns:wne="http://schemas.microsoft.com/office/word/2006/wordml" xmlns:wps="http://schemas.microsoft.com/office/word/2010/wordprocessingShape" mc:Ignorable="w14 w15 w16se w16cid w16 w16cex w16sdtdh w16sdtfl w16du wp14">
   <w:p>
     <w:pPr>
       <w:pStyle w:val="Header"/>
@@ -36303,7 +36227,7 @@
 </file>
 
 <file path=word/header2.xml><?xml version="1.0" encoding="utf-8"?>
-<w:hdr xmlns:wpc="http://schemas.microsoft.com/office/word/2010/wordprocessingCanvas" xmlns:cx="http://schemas.microsoft.com/office/drawing/2014/chartex" xmlns:cx1="http://schemas.microsoft.com/office/drawing/2015/9/8/chartex" xmlns:cx2="http://schemas.microsoft.com/office/drawing/2015/10/21/chartex" xmlns:cx3="http://schemas.microsoft.com/office/drawing/2016/5/9/chartex" xmlns:cx4="http://schemas.microsoft.com/office/drawing/2016/5/10/chartex" xmlns:cx5="http://schemas.microsoft.com/office/drawing/2016/5/11/chartex" xmlns:cx6="http://schemas.microsoft.com/office/drawing/2016/5/12/chartex" xmlns:cx7="http://schemas.microsoft.com/office/drawing/2016/5/13/chartex" xmlns:cx8="http://schemas.microsoft.com/office/drawing/2016/5/14/chartex" xmlns:mc="http://schemas.openxmlformats.org/markup-compatibility/2006" xmlns:aink="http://schemas.microsoft.com/office/drawing/2016/ink" xmlns:am3d="http://schemas.microsoft.com/office/drawing/2017/model3d" xmlns:o="urn:schemas-microsoft-com:office:office" xmlns:oel="http://schemas.microsoft.com/office/2019/extlst" xmlns:r="http://schemas.openxmlformats.org/officeDocument/2006/relationships" xmlns:m="http://schemas.openxmlformats.org/officeDocument/2006/math" xmlns:v="urn:schemas-microsoft-com:vml" xmlns:wp14="http://schemas.microsoft.com/office/word/2010/wordprocessingDrawing" xmlns:wp="http://schemas.openxmlformats.org/drawingml/2006/wordprocessingDrawing" xmlns:w10="urn:schemas-microsoft-com:office:word" xmlns:w="http://schemas.openxmlformats.org/wordprocessingml/2006/main" xmlns:w14="http://schemas.microsoft.com/office/word/2010/wordml" xmlns:w15="http://schemas.microsoft.com/office/word/2012/wordml" xmlns:w16cex="http://schemas.microsoft.com/office/word/2018/wordml/cex" xmlns:w16cid="http://schemas.microsoft.com/office/word/2016/wordml/cid" xmlns:w16="http://schemas.microsoft.com/office/word/2018/wordml" xmlns:w16du="http://schemas.microsoft.com/office/word/2023/wordml/word16du" xmlns:w16sdtdh="http://schemas.microsoft.com/office/word/2020/wordml/sdtdatahash" xmlns:w16sdtfl="http://schemas.microsoft.com/office/word/2024/wordml/sdtformatlock" xmlns:w16se="http://schemas.microsoft.com/office/word/2015/wordml/symex" xmlns:wpg="http://schemas.microsoft.com/office/word/2010/wordprocessingGroup" xmlns:wpi="http://schemas.microsoft.com/office/word/2010/wordprocessingInk" xmlns:wne="http://schemas.microsoft.com/office/word/2006/wordml" xmlns:wps="http://schemas.microsoft.com/office/word/2010/wordprocessingShape" mc:Ignorable="w14 w15 w16se w16cid w16 w16cex w16sdtdh w16sdtfl w16du wp14">
+<w:hdr xmlns:wpc="http://schemas.microsoft.com/office/word/2010/wordprocessingCanvas" xmlns:cx="http://schemas.microsoft.com/office/drawing/2014/chartex" xmlns:cx1="http://schemas.microsoft.com/office/drawing/2015/9/8/chartex" xmlns:cx2="http://schemas.microsoft.com/office/drawing/2015/10/21/chartex" xmlns:cx3="http://schemas.microsoft.com/office/drawing/2016/5/9/chartex" xmlns:cx4="http://schemas.microsoft.com/office/drawing/2016/5/10/chartex" xmlns:cx5="http://schemas.microsoft.com/office/drawing/2016/5/11/chartex" xmlns:cx6="http://schemas.microsoft.com/office/drawing/2016/5/12/chartex" xmlns:cx7="http://schemas.microsoft.com/office/drawing/2016/5/13/chartex" xmlns:cx8="http://schemas.microsoft.com/office/drawing/2016/5/14/chartex" xmlns:mc="http://schemas.openxmlformats.org/markup-compatibility/2006" xmlns:aink="http://schemas.microsoft.com/office/drawing/2016/ink" xmlns:am3d="http://schemas.microsoft.com/office/drawing/2017/model3d" xmlns:o="urn:schemas-microsoft-com:office:office" xmlns:oel="http://schemas.microsoft.com/office/2019/extlst" xmlns:r="http://schemas.openxmlformats.org/officeDocument/2006/relationships" xmlns:m="http://schemas.openxmlformats.org/officeDocument/2006/math" xmlns:v="urn:schemas-microsoft-com:vml" xmlns:wp14="http://schemas.microsoft.com/office/word/2010/wordprocessingDrawing" xmlns:wp="http://schemas.openxmlformats.org/drawingml/2006/wordprocessingDrawing" xmlns:w10="urn:schemas-microsoft-com:office:word" xmlns:w="http://schemas.openxmlformats.org/wordprocessingml/2006/main" xmlns:w14="http://schemas.microsoft.com/office/word/2010/wordml" xmlns:w15="http://schemas.microsoft.com/office/word/2012/wordml" xmlns:w16cei="http://schemas.microsoft.com/office/word/2026/wordml/cei" xmlns:w16cex="http://schemas.microsoft.com/office/word/2018/wordml/cex" xmlns:w16cid="http://schemas.microsoft.com/office/word/2016/wordml/cid" xmlns:w16="http://schemas.microsoft.com/office/word/2018/wordml" xmlns:w16du="http://schemas.microsoft.com/office/word/2023/wordml/word16du" xmlns:w16sdtdh="http://schemas.microsoft.com/office/word/2020/wordml/sdtdatahash" xmlns:w16sdtfl="http://schemas.microsoft.com/office/word/2024/wordml/sdtformatlock" xmlns:w16se="http://schemas.microsoft.com/office/word/2015/wordml/symex" xmlns:wpg="http://schemas.microsoft.com/office/word/2010/wordprocessingGroup" xmlns:wpi="http://schemas.microsoft.com/office/word/2010/wordprocessingInk" xmlns:wne="http://schemas.microsoft.com/office/word/2006/wordml" xmlns:wps="http://schemas.microsoft.com/office/word/2010/wordprocessingShape" mc:Ignorable="w14 w15 w16se w16cid w16 w16cex w16sdtdh w16sdtfl w16du wp14">
   <w:p>
     <w:pPr>
       <w:pStyle w:val="Header"/>

--- a/TS Jatai Ghanam Project/TS 2.5/TS 2.5 Jatai Tamil Corrections.docx
+++ b/TS Jatai Ghanam Project/TS 2.5/TS 2.5 Jatai Tamil Corrections.docx
@@ -70,10 +70,9 @@
           <w:bCs/>
           <w:sz w:val="32"/>
           <w:szCs w:val="32"/>
-          <w:highlight w:val="red"/>
           <w:u w:val="single"/>
         </w:rPr>
-        <w:t>??????</w:t>
+        <w:t>31st July 2026</w:t>
       </w:r>
     </w:p>
     <w:p>
@@ -338,6 +337,24 @@
             </w:r>
             <w:r>
               <w:rPr>
+                <w:rFonts w:ascii="BRH Malayalam Extra" w:hAnsi="BRH Malayalam Extra" w:cs="BRH Devanagari Extra"/>
+                <w:color w:val="000000"/>
+                <w:szCs w:val="40"/>
+              </w:rPr>
+              <w:t>–</w:t>
+            </w:r>
+            <w:r>
+              <w:rPr>
+                <w:rFonts w:ascii="BRH Tamil Tab Extra" w:hAnsi="BRH Tamil Tab Extra" w:cs="Latha"/>
+                <w:b/>
+                <w:bCs/>
+                <w:szCs w:val="28"/>
+                <w:lang w:bidi="ta-IN"/>
+              </w:rPr>
+              <w:t>…</w:t>
+            </w:r>
+            <w:r>
+              <w:rPr>
                 <w:rFonts w:ascii="BRH Tamil Tab Extra" w:hAnsi="BRH Tamil Tab Extra" w:cs="Latha"/>
                 <w:b/>
                 <w:bCs/>
@@ -400,103 +417,125 @@
               <w:adjustRightInd w:val="0"/>
               <w:spacing w:before="0" w:line="240" w:lineRule="auto"/>
               <w:rPr>
+                <w:rFonts w:ascii="Latha" w:hAnsi="Latha" w:cs="Latha"/>
+                <w:szCs w:val="24"/>
+                <w:lang w:bidi="ta-IN"/>
+              </w:rPr>
+            </w:pPr>
+            <w:r>
+              <w:rPr>
+                <w:rFonts w:ascii="Latha" w:hAnsi="Latha" w:cs="Latha"/>
+                <w:szCs w:val="24"/>
+                <w:cs/>
+                <w:lang w:bidi="ta-IN"/>
+              </w:rPr>
+              <w:t>பி</w:t>
+            </w:r>
+            <w:r>
+              <w:rPr>
+                <w:rFonts w:ascii="BRH Malayalam Extra" w:hAnsi="BRH Malayalam Extra" w:cs="BRH Devanagari Extra"/>
+                <w:color w:val="000000"/>
+                <w:szCs w:val="40"/>
+              </w:rPr>
+              <w:t>–</w:t>
+            </w:r>
+            <w:r>
+              <w:rPr>
+                <w:rFonts w:ascii="BRH Tamil Tab Extra" w:hAnsi="BRH Tamil Tab Extra" w:cs="Latha"/>
+                <w:b/>
+                <w:bCs/>
+                <w:szCs w:val="28"/>
+                <w:lang w:bidi="ta-IN"/>
+              </w:rPr>
+              <w:t>…</w:t>
+            </w:r>
+            <w:r>
+              <w:rPr>
+                <w:rFonts w:ascii="Latha" w:hAnsi="Latha" w:cs="Latha"/>
+                <w:szCs w:val="24"/>
+                <w:cs/>
+                <w:lang w:bidi="ta-IN"/>
+              </w:rPr>
+              <w:t>ப</w:t>
+            </w:r>
+            <w:r>
+              <w:rPr>
+                <w:rFonts w:ascii="BRH Tamil Tab Extra" w:hAnsi="BRH Tamil Tab Extra" w:cs="Latha"/>
+                <w:b/>
+                <w:bCs/>
+                <w:szCs w:val="28"/>
+                <w:lang w:bidi="ta-IN"/>
+              </w:rPr>
+              <w:t>…</w:t>
+            </w:r>
+            <w:r>
+              <w:rPr>
+                <w:rFonts w:ascii="Latha" w:hAnsi="Latha" w:cs="Latha"/>
+                <w:color w:val="EE0000"/>
+                <w:szCs w:val="24"/>
+                <w:highlight w:val="yellow"/>
+                <w:cs/>
+                <w:lang w:bidi="ta-IN"/>
+              </w:rPr>
+              <w:t>த</w:t>
+            </w:r>
+            <w:r>
+              <w:rPr>
+                <w:rFonts w:ascii="Latha" w:hAnsi="Latha" w:cs="Latha"/>
+                <w:szCs w:val="24"/>
+                <w:cs/>
+                <w:lang w:bidi="ta-IN"/>
+              </w:rPr>
+              <w:t xml:space="preserve"> இதி</w:t>
+            </w:r>
+            <w:r>
+              <w:rPr>
+                <w:rFonts w:ascii="BRH Tamil Tab Extra" w:hAnsi="BRH Tamil Tab Extra" w:cs="Latha"/>
+                <w:b/>
+                <w:bCs/>
+                <w:szCs w:val="28"/>
+                <w:lang w:bidi="ta-IN"/>
+              </w:rPr>
+              <w:t>†</w:t>
+            </w:r>
+            <w:r>
+              <w:rPr>
+                <w:rFonts w:ascii="Latha" w:hAnsi="Latha" w:cs="Latha"/>
+                <w:szCs w:val="24"/>
+                <w:lang w:bidi="ta-IN"/>
+              </w:rPr>
+              <w:t xml:space="preserve"> </w:t>
+            </w:r>
+            <w:r>
+              <w:rPr>
+                <w:rFonts w:ascii="Latha" w:hAnsi="Latha" w:cs="Latha"/>
+                <w:szCs w:val="24"/>
+                <w:cs/>
+                <w:lang w:bidi="ta-IN"/>
+              </w:rPr>
+              <w:t xml:space="preserve">பிபதே </w:t>
+            </w:r>
+            <w:r>
+              <w:rPr>
+                <w:rFonts w:ascii="Latha" w:hAnsi="Latha" w:cs="Latha"/>
+                <w:szCs w:val="24"/>
+                <w:lang w:bidi="ta-IN"/>
+              </w:rPr>
+              <w:t xml:space="preserve">| </w:t>
+            </w:r>
+          </w:p>
+          <w:p>
+            <w:pPr>
+              <w:autoSpaceDE w:val="0"/>
+              <w:autoSpaceDN w:val="0"/>
+              <w:adjustRightInd w:val="0"/>
+              <w:spacing w:before="0" w:line="240" w:lineRule="auto"/>
+              <w:rPr>
                 <w:rFonts w:cs="BRH Malayalam Extra"/>
                 <w:color w:val="000000"/>
                 <w:szCs w:val="40"/>
               </w:rPr>
             </w:pPr>
-            <w:r>
-              <w:rPr>
-                <w:rFonts w:ascii="Latha" w:hAnsi="Latha" w:cs="Latha"/>
-                <w:szCs w:val="24"/>
-                <w:cs/>
-                <w:lang w:bidi="ta-IN"/>
-              </w:rPr>
-              <w:t>பி</w:t>
-            </w:r>
-            <w:r>
-              <w:rPr>
-                <w:rFonts w:ascii="BRH Tamil Tab Extra" w:hAnsi="BRH Tamil Tab Extra" w:cs="Latha"/>
-                <w:b/>
-                <w:bCs/>
-                <w:szCs w:val="28"/>
-                <w:lang w:bidi="ta-IN"/>
-              </w:rPr>
-              <w:t>…</w:t>
-            </w:r>
-            <w:r>
-              <w:rPr>
-                <w:rFonts w:ascii="Latha" w:hAnsi="Latha" w:cs="Latha"/>
-                <w:szCs w:val="24"/>
-                <w:cs/>
-                <w:lang w:bidi="ta-IN"/>
-              </w:rPr>
-              <w:t>ப</w:t>
-            </w:r>
-            <w:r>
-              <w:rPr>
-                <w:rFonts w:ascii="BRH Tamil Tab Extra" w:hAnsi="BRH Tamil Tab Extra" w:cs="Latha"/>
-                <w:b/>
-                <w:bCs/>
-                <w:szCs w:val="28"/>
-                <w:lang w:bidi="ta-IN"/>
-              </w:rPr>
-              <w:t>…</w:t>
-            </w:r>
-            <w:r>
-              <w:rPr>
-                <w:rFonts w:ascii="Latha" w:hAnsi="Latha" w:cs="Latha"/>
-                <w:szCs w:val="24"/>
-                <w:highlight w:val="yellow"/>
-                <w:cs/>
-                <w:lang w:bidi="ta-IN"/>
-              </w:rPr>
-              <w:t>த</w:t>
-            </w:r>
-            <w:r>
-              <w:rPr>
-                <w:rFonts w:ascii="Latha" w:hAnsi="Latha" w:cs="Latha"/>
-                <w:szCs w:val="24"/>
-                <w:cs/>
-                <w:lang w:bidi="ta-IN"/>
-              </w:rPr>
-              <w:t xml:space="preserve"> இதி</w:t>
-            </w:r>
-            <w:r>
-              <w:rPr>
-                <w:rFonts w:ascii="BRH Tamil Tab Extra" w:hAnsi="BRH Tamil Tab Extra" w:cs="Latha"/>
-                <w:b/>
-                <w:bCs/>
-                <w:szCs w:val="28"/>
-                <w:lang w:bidi="ta-IN"/>
-              </w:rPr>
-              <w:t>†</w:t>
-            </w:r>
-            <w:r>
-              <w:rPr>
-                <w:rFonts w:ascii="Latha" w:hAnsi="Latha" w:cs="Latha"/>
-                <w:szCs w:val="24"/>
-                <w:lang w:bidi="ta-IN"/>
-              </w:rPr>
-              <w:t xml:space="preserve"> </w:t>
-            </w:r>
-            <w:r>
-              <w:rPr>
-                <w:rFonts w:ascii="Latha" w:hAnsi="Latha" w:cs="Latha"/>
-                <w:szCs w:val="24"/>
-                <w:cs/>
-                <w:lang w:bidi="ta-IN"/>
-              </w:rPr>
-              <w:t xml:space="preserve">பிபதே </w:t>
-            </w:r>
-            <w:r>
-              <w:rPr>
-                <w:rFonts w:ascii="Latha" w:hAnsi="Latha" w:cs="Latha"/>
-                <w:szCs w:val="24"/>
-                <w:lang w:bidi="ta-IN"/>
-              </w:rPr>
-              <w:t xml:space="preserve">| </w:t>
-            </w:r>
           </w:p>
         </w:tc>
         <w:tc>
@@ -754,6 +793,14 @@
                 <w:lang w:bidi="ta-IN"/>
               </w:rPr>
               <w:t>…</w:t>
+            </w:r>
+            <w:r>
+              <w:rPr>
+                <w:rFonts w:ascii="BRH Malayalam Extra" w:hAnsi="BRH Malayalam Extra" w:cs="BRH Devanagari Extra"/>
+                <w:color w:val="000000"/>
+                <w:szCs w:val="40"/>
+              </w:rPr>
+              <w:t>–</w:t>
             </w:r>
             <w:r>
               <w:rPr>
@@ -854,6 +901,16 @@
           <w:u w:val="single"/>
         </w:rPr>
       </w:pPr>
+      <w:r>
+        <w:rPr>
+          <w:b/>
+          <w:bCs/>
+          <w:sz w:val="32"/>
+          <w:szCs w:val="32"/>
+          <w:u w:val="single"/>
+        </w:rPr>
+        <w:t>======================</w:t>
+      </w:r>
     </w:p>
     <w:p>
       <w:pPr>
@@ -8183,7 +8240,17 @@
                 <w:cs/>
                 <w:lang w:bidi="ta-IN"/>
               </w:rPr>
-              <w:t>ஜேத யஜேத ஸாகம்ப்ரஸ்தா</w:t>
+              <w:t xml:space="preserve">ஜேத யஜேத </w:t>
+            </w:r>
+            <w:r>
+              <w:rPr>
+                <w:rFonts w:ascii="Latha" w:hAnsi="Latha" w:cs="Latha"/>
+                <w:szCs w:val="24"/>
+                <w:cs/>
+                <w:lang w:bidi="ta-IN"/>
+              </w:rPr>
+              <w:lastRenderedPageBreak/>
+              <w:t>ஸாகம்ப்ரஸ்தா</w:t>
             </w:r>
             <w:r>
               <w:rPr>
@@ -10100,7 +10167,17 @@
                 <w:cs/>
                 <w:lang w:bidi="ta-IN"/>
               </w:rPr>
-              <w:t>ஜேத யஜேத ஸாகம்ப்ரஸ்தா</w:t>
+              <w:t xml:space="preserve">ஜேத யஜேத </w:t>
+            </w:r>
+            <w:r>
+              <w:rPr>
+                <w:rFonts w:ascii="Latha" w:hAnsi="Latha" w:cs="Latha"/>
+                <w:szCs w:val="24"/>
+                <w:cs/>
+                <w:lang w:bidi="ta-IN"/>
+              </w:rPr>
+              <w:lastRenderedPageBreak/>
+              <w:t>ஸாகம்ப்ரஸ்தா</w:t>
             </w:r>
             <w:r>
               <w:rPr>
@@ -10250,7 +10327,6 @@
                 <w:cs/>
                 <w:lang w:bidi="ta-IN"/>
               </w:rPr>
-              <w:lastRenderedPageBreak/>
               <w:t>ய</w:t>
             </w:r>
             <w:r>
@@ -13683,6 +13759,7 @@
                 <w:cs/>
                 <w:lang w:bidi="ta-IN"/>
               </w:rPr>
+              <w:lastRenderedPageBreak/>
               <w:t>36</w:t>
             </w:r>
             <w:r>
@@ -16251,7 +16328,6 @@
                 <w:cs/>
                 <w:lang w:bidi="ta-IN"/>
               </w:rPr>
-              <w:lastRenderedPageBreak/>
               <w:t>32</w:t>
             </w:r>
             <w:r>
@@ -18917,6 +18993,7 @@
                 <w:cs/>
                 <w:lang w:bidi="ta-IN"/>
               </w:rPr>
+              <w:lastRenderedPageBreak/>
               <w:t>க்</w:t>
             </w:r>
             <w:r>
@@ -19192,6 +19269,7 @@
                 <w:cs/>
                 <w:lang w:bidi="ta-IN"/>
               </w:rPr>
+              <w:lastRenderedPageBreak/>
               <w:t>26</w:t>
             </w:r>
             <w:r>
@@ -20704,6 +20782,7 @@
                 <w:cs/>
                 <w:lang w:bidi="ta-IN"/>
               </w:rPr>
+              <w:lastRenderedPageBreak/>
               <w:t>க்</w:t>
             </w:r>
             <w:r>
@@ -35411,7 +35490,18 @@
           <w:szCs w:val="32"/>
           <w:u w:val="single"/>
         </w:rPr>
-        <w:t xml:space="preserve"> prior to </w:t>
+        <w:t xml:space="preserve"> prior </w:t>
+      </w:r>
+      <w:proofErr w:type="gramStart"/>
+      <w:r>
+        <w:rPr>
+          <w:b/>
+          <w:bCs/>
+          <w:sz w:val="32"/>
+          <w:szCs w:val="32"/>
+          <w:u w:val="single"/>
+        </w:rPr>
+        <w:t xml:space="preserve">to </w:t>
       </w:r>
       <w:r>
         <w:rPr>
@@ -35423,6 +35513,7 @@
         </w:rPr>
         <w:t xml:space="preserve"> 31</w:t>
       </w:r>
+      <w:proofErr w:type="gramEnd"/>
       <w:r>
         <w:rPr>
           <w:b/>
